--- a/submission/nhom4/nhom4.docx
+++ b/submission/nhom4/nhom4.docx
@@ -2359,7 +2359,7 @@
               </w:rPr>
             </w:pPr>
             <w:r>
-              <w:t>Phân tích yêu cầu bài toán, khảo sát hiện trạng, lập URD &amp; SRS</w:t>
+              <w:t>Khảo sát hiện trạng, phân tích yêu cầu nghiệp vụ và bài toán AI</w:t>
             </w:r>
           </w:p>
         </w:tc>
@@ -2425,7 +2425,7 @@
               </w:rPr>
             </w:pPr>
             <w:r>
-              <w:t>Thiết kế mô hình Actor, Use Case và các yêu cầu chức năng/phi chức năng</w:t>
+              <w:t>Xây dựng tài liệu URD, SRS chuẩn ISO/IEC/IEEE 29148</w:t>
             </w:r>
           </w:p>
         </w:tc>
@@ -2491,7 +2491,7 @@
               </w:rPr>
             </w:pPr>
             <w:r>
-              <w:t>Xác định mô hình CSDL quan hệ sơ bộ và các thực thể cốt lõi</w:t>
+              <w:t>Thiết kế mô hình Actor, phân hệ Use Case và đặc tả chức năng (FR)</w:t>
             </w:r>
           </w:p>
         </w:tc>
@@ -2511,7 +2511,7 @@
               </w:rPr>
             </w:pPr>
             <w:r>
-              <w:t>Phạm Văn Huynh</w:t>
+              <w:t>Phạm Minh Tú</w:t>
             </w:r>
           </w:p>
         </w:tc>
@@ -2557,7 +2557,7 @@
               </w:rPr>
             </w:pPr>
             <w:r>
-              <w:t>Xác định phạm vi ứng dụng AI và khảo sát các luồng xử lý NLP</w:t>
+              <w:t>Phân tích đặc tả yêu cầu phi chức năng (NFR) và ràng buộc hệ thống</w:t>
             </w:r>
           </w:p>
         </w:tc>
@@ -2577,7 +2577,7 @@
               </w:rPr>
             </w:pPr>
             <w:r>
-              <w:t>Đàm Đức Đôn</w:t>
+              <w:t>Phạm Văn Huynh</w:t>
             </w:r>
           </w:p>
         </w:tc>
@@ -2623,7 +2623,7 @@
               </w:rPr>
             </w:pPr>
             <w:r>
-              <w:t>Tổng hợp báo cáo kỹ thuật Chương 1 (KT1) và rà soát tài liệu</w:t>
+              <w:t>Thiết kế sơ bộ thực thể dữ liệu và phân quyền theo dự án</w:t>
             </w:r>
           </w:p>
         </w:tc>
@@ -2643,7 +2643,7 @@
               </w:rPr>
             </w:pPr>
             <w:r>
-              <w:t>Cả nhóm</w:t>
+              <w:t>Phạm Văn Huynh</w:t>
             </w:r>
           </w:p>
         </w:tc>
@@ -2655,7 +2655,22 @@
             <w:vAlign w:val="center"/>
           </w:tcPr>
           <w:p>
-            <w:r/>
+            <w:pPr>
+              <w:pStyle w:val="0TEXTc1"/>
+              <w:numPr>
+                <w:ilvl w:val="0"/>
+                <w:numId w:val="5"/>
+              </w:numPr>
+              <w:spacing w:line="240" w:lineRule="auto"/>
+              <w:ind w:left="170" w:hanging="170"/>
+              <w:jc w:val="center"/>
+              <w:rPr>
+                <w:rFonts w:cs="Times New Roman"/>
+              </w:rPr>
+            </w:pPr>
+            <w:r>
+              <w:t>6</w:t>
+            </w:r>
           </w:p>
         </w:tc>
         <w:tc>
@@ -2664,7 +2679,18 @@
             <w:vAlign w:val="center"/>
           </w:tcPr>
           <w:p>
-            <w:r/>
+            <w:pPr>
+              <w:pStyle w:val="0TEXTc1"/>
+              <w:spacing w:line="240" w:lineRule="auto"/>
+              <w:ind w:firstLine="0"/>
+              <w:jc w:val="left"/>
+              <w:rPr>
+                <w:rFonts w:cs="Times New Roman"/>
+              </w:rPr>
+            </w:pPr>
+            <w:r>
+              <w:t>Khảo sát mô hình ngôn ngữ lớn (LLM) và thiết kế phạm vi tích hợp AI</w:t>
+            </w:r>
           </w:p>
         </w:tc>
         <w:tc>
@@ -2673,7 +2699,18 @@
             <w:vAlign w:val="center"/>
           </w:tcPr>
           <w:p>
-            <w:r/>
+            <w:pPr>
+              <w:pStyle w:val="0TEXTc1"/>
+              <w:spacing w:line="240" w:lineRule="auto"/>
+              <w:ind w:firstLine="0"/>
+              <w:jc w:val="left"/>
+              <w:rPr>
+                <w:rFonts w:cs="Times New Roman"/>
+              </w:rPr>
+            </w:pPr>
+            <w:r>
+              <w:t>Đàm Đức Đôn</w:t>
+            </w:r>
           </w:p>
         </w:tc>
       </w:tr>
@@ -2684,7 +2721,22 @@
             <w:vAlign w:val="center"/>
           </w:tcPr>
           <w:p>
-            <w:r/>
+            <w:pPr>
+              <w:pStyle w:val="0TEXTc1"/>
+              <w:numPr>
+                <w:ilvl w:val="0"/>
+                <w:numId w:val="5"/>
+              </w:numPr>
+              <w:spacing w:line="240" w:lineRule="auto"/>
+              <w:ind w:left="170" w:hanging="170"/>
+              <w:jc w:val="center"/>
+              <w:rPr>
+                <w:rFonts w:cs="Times New Roman"/>
+              </w:rPr>
+            </w:pPr>
+            <w:r>
+              <w:t>7</w:t>
+            </w:r>
           </w:p>
         </w:tc>
         <w:tc>
@@ -2693,7 +2745,18 @@
             <w:vAlign w:val="center"/>
           </w:tcPr>
           <w:p>
-            <w:r/>
+            <w:pPr>
+              <w:pStyle w:val="0TEXTc1"/>
+              <w:spacing w:line="240" w:lineRule="auto"/>
+              <w:ind w:firstLine="0"/>
+              <w:jc w:val="left"/>
+              <w:rPr>
+                <w:rFonts w:cs="Times New Roman"/>
+              </w:rPr>
+            </w:pPr>
+            <w:r>
+              <w:t>Xây dựng kịch bản thử nghiệm và ma trận đánh giá ban đầu</w:t>
+            </w:r>
           </w:p>
         </w:tc>
         <w:tc>
@@ -2702,7 +2765,18 @@
             <w:vAlign w:val="center"/>
           </w:tcPr>
           <w:p>
-            <w:r/>
+            <w:pPr>
+              <w:pStyle w:val="0TEXTc1"/>
+              <w:spacing w:line="240" w:lineRule="auto"/>
+              <w:ind w:firstLine="0"/>
+              <w:jc w:val="left"/>
+              <w:rPr>
+                <w:rFonts w:cs="Times New Roman"/>
+              </w:rPr>
+            </w:pPr>
+            <w:r>
+              <w:t>Đàm Đức Đôn</w:t>
+            </w:r>
           </w:p>
         </w:tc>
       </w:tr>
@@ -2713,7 +2787,22 @@
             <w:vAlign w:val="center"/>
           </w:tcPr>
           <w:p>
-            <w:r/>
+            <w:pPr>
+              <w:pStyle w:val="0TEXTc1"/>
+              <w:numPr>
+                <w:ilvl w:val="0"/>
+                <w:numId w:val="5"/>
+              </w:numPr>
+              <w:spacing w:line="240" w:lineRule="auto"/>
+              <w:ind w:left="170" w:hanging="170"/>
+              <w:jc w:val="center"/>
+              <w:rPr>
+                <w:rFonts w:cs="Times New Roman"/>
+              </w:rPr>
+            </w:pPr>
+            <w:r>
+              <w:t>8</w:t>
+            </w:r>
           </w:p>
         </w:tc>
         <w:tc>
@@ -2722,7 +2811,18 @@
             <w:vAlign w:val="center"/>
           </w:tcPr>
           <w:p>
-            <w:r/>
+            <w:pPr>
+              <w:pStyle w:val="0TEXTc1"/>
+              <w:spacing w:line="240" w:lineRule="auto"/>
+              <w:ind w:firstLine="0"/>
+              <w:jc w:val="left"/>
+              <w:rPr>
+                <w:rFonts w:cs="Times New Roman"/>
+              </w:rPr>
+            </w:pPr>
+            <w:r>
+              <w:t>Tổng hợp báo cáo kỹ thuật Chương 1 (KT1) và rà soát tài liệu</w:t>
+            </w:r>
           </w:p>
         </w:tc>
         <w:tc>
@@ -2731,7 +2831,18 @@
             <w:vAlign w:val="center"/>
           </w:tcPr>
           <w:p>
-            <w:r/>
+            <w:pPr>
+              <w:pStyle w:val="0TEXTc1"/>
+              <w:spacing w:line="240" w:lineRule="auto"/>
+              <w:ind w:firstLine="0"/>
+              <w:jc w:val="left"/>
+              <w:rPr>
+                <w:rFonts w:cs="Times New Roman"/>
+              </w:rPr>
+            </w:pPr>
+            <w:r>
+              <w:t>Cả nhóm</w:t>
+            </w:r>
           </w:p>
         </w:tc>
       </w:tr>
@@ -3361,243 +3472,8 @@
           <w:lang w:val="vi-VN"/>
         </w:rPr>
       </w:pPr>
-      <w:proofErr w:type="spellStart"/>
-      <w:r>
-        <w:rPr>
-          <w:color w:val="FF0000"/>
-        </w:rPr>
-        <w:t>Ngày</w:t>
-      </w:r>
-      <w:proofErr w:type="spellEnd"/>
-      <w:r>
-        <w:rPr>
-          <w:color w:val="FF0000"/>
-        </w:rPr>
-        <w:t xml:space="preserve"> nay, </w:t>
-      </w:r>
-      <w:proofErr w:type="spellStart"/>
-      <w:r>
-        <w:rPr>
-          <w:color w:val="FF0000"/>
-        </w:rPr>
-        <w:t>công</w:t>
-      </w:r>
-      <w:proofErr w:type="spellEnd"/>
-      <w:r>
-        <w:rPr>
-          <w:color w:val="FF0000"/>
-        </w:rPr>
-        <w:t xml:space="preserve"> </w:t>
-      </w:r>
-      <w:proofErr w:type="spellStart"/>
-      <w:r>
-        <w:rPr>
-          <w:color w:val="FF0000"/>
-        </w:rPr>
-        <w:t>nghệ</w:t>
-      </w:r>
-      <w:proofErr w:type="spellEnd"/>
-      <w:r>
-        <w:rPr>
-          <w:color w:val="FF0000"/>
-        </w:rPr>
-        <w:t xml:space="preserve"> </w:t>
-      </w:r>
-      <w:proofErr w:type="spellStart"/>
-      <w:r>
-        <w:rPr>
-          <w:color w:val="FF0000"/>
-        </w:rPr>
-        <w:t>thông</w:t>
-      </w:r>
-      <w:proofErr w:type="spellEnd"/>
-      <w:r>
-        <w:rPr>
-          <w:color w:val="FF0000"/>
-        </w:rPr>
-        <w:t xml:space="preserve"> tin </w:t>
-      </w:r>
-      <w:proofErr w:type="spellStart"/>
-      <w:r>
-        <w:rPr>
-          <w:color w:val="FF0000"/>
-        </w:rPr>
-        <w:t>phát</w:t>
-      </w:r>
-      <w:proofErr w:type="spellEnd"/>
-      <w:r>
-        <w:rPr>
-          <w:color w:val="FF0000"/>
-        </w:rPr>
-        <w:t xml:space="preserve"> </w:t>
-      </w:r>
-      <w:proofErr w:type="spellStart"/>
-      <w:r>
-        <w:rPr>
-          <w:color w:val="FF0000"/>
-        </w:rPr>
-        <w:t>triển</w:t>
-      </w:r>
-      <w:proofErr w:type="spellEnd"/>
-      <w:r>
-        <w:rPr>
-          <w:color w:val="FF0000"/>
-        </w:rPr>
-        <w:t xml:space="preserve"> </w:t>
-      </w:r>
-      <w:proofErr w:type="spellStart"/>
-      <w:r>
-        <w:rPr>
-          <w:color w:val="FF0000"/>
-        </w:rPr>
-        <w:t>đồng</w:t>
-      </w:r>
-      <w:proofErr w:type="spellEnd"/>
-      <w:r>
-        <w:rPr>
-          <w:color w:val="FF0000"/>
-        </w:rPr>
-        <w:t xml:space="preserve"> </w:t>
-      </w:r>
-      <w:proofErr w:type="spellStart"/>
-      <w:r>
-        <w:rPr>
-          <w:color w:val="FF0000"/>
-        </w:rPr>
-        <w:t>nghĩa</w:t>
-      </w:r>
-      <w:proofErr w:type="spellEnd"/>
-      <w:r>
-        <w:rPr>
-          <w:color w:val="FF0000"/>
-        </w:rPr>
-        <w:t xml:space="preserve"> </w:t>
-      </w:r>
-      <w:proofErr w:type="spellStart"/>
-      <w:r>
-        <w:rPr>
-          <w:color w:val="FF0000"/>
-        </w:rPr>
-        <w:t>với</w:t>
-      </w:r>
-      <w:proofErr w:type="spellEnd"/>
-      <w:r>
-        <w:rPr>
-          <w:color w:val="FF0000"/>
-        </w:rPr>
-        <w:t xml:space="preserve"> </w:t>
-      </w:r>
-      <w:proofErr w:type="spellStart"/>
-      <w:r>
-        <w:rPr>
-          <w:color w:val="FF0000"/>
-        </w:rPr>
-        <w:t>việc</w:t>
-      </w:r>
-      <w:proofErr w:type="spellEnd"/>
-      <w:r>
-        <w:rPr>
-          <w:color w:val="FF0000"/>
-        </w:rPr>
-        <w:t xml:space="preserve"> </w:t>
-      </w:r>
-      <w:proofErr w:type="spellStart"/>
-      <w:r>
-        <w:rPr>
-          <w:color w:val="FF0000"/>
-        </w:rPr>
-        <w:t>phát</w:t>
-      </w:r>
-      <w:proofErr w:type="spellEnd"/>
-      <w:r>
-        <w:rPr>
-          <w:color w:val="FF0000"/>
-        </w:rPr>
-        <w:t xml:space="preserve"> </w:t>
-      </w:r>
-      <w:proofErr w:type="spellStart"/>
-      <w:r>
-        <w:rPr>
-          <w:color w:val="FF0000"/>
-        </w:rPr>
-        <w:t>triển</w:t>
-      </w:r>
-      <w:proofErr w:type="spellEnd"/>
-      <w:r>
-        <w:rPr>
-          <w:color w:val="FF0000"/>
-        </w:rPr>
-        <w:t xml:space="preserve"> </w:t>
-      </w:r>
-      <w:proofErr w:type="spellStart"/>
-      <w:r>
-        <w:rPr>
-          <w:color w:val="FF0000"/>
-        </w:rPr>
-        <w:t>các</w:t>
-      </w:r>
-      <w:proofErr w:type="spellEnd"/>
-      <w:r>
-        <w:rPr>
-          <w:color w:val="FF0000"/>
-        </w:rPr>
-        <w:t xml:space="preserve"> </w:t>
-      </w:r>
-      <w:proofErr w:type="spellStart"/>
-      <w:r>
-        <w:rPr>
-          <w:color w:val="FF0000"/>
-        </w:rPr>
-        <w:t>phần</w:t>
-      </w:r>
-      <w:proofErr w:type="spellEnd"/>
-      <w:r>
-        <w:rPr>
-          <w:color w:val="FF0000"/>
-        </w:rPr>
-        <w:t xml:space="preserve"> </w:t>
-      </w:r>
-      <w:proofErr w:type="spellStart"/>
-      <w:r>
-        <w:rPr>
-          <w:color w:val="FF0000"/>
-        </w:rPr>
-        <w:t>mềm</w:t>
-      </w:r>
-      <w:proofErr w:type="spellEnd"/>
-      <w:r>
-        <w:rPr>
-          <w:color w:val="FF0000"/>
-        </w:rPr>
-        <w:t xml:space="preserve"> </w:t>
-      </w:r>
-      <w:proofErr w:type="spellStart"/>
-      <w:r>
-        <w:rPr>
-          <w:color w:val="FF0000"/>
-        </w:rPr>
-        <w:t>ứng</w:t>
-      </w:r>
-      <w:proofErr w:type="spellEnd"/>
-      <w:r>
-        <w:rPr>
-          <w:color w:val="FF0000"/>
-        </w:rPr>
-        <w:t xml:space="preserve"> </w:t>
-      </w:r>
-      <w:proofErr w:type="spellStart"/>
-      <w:r>
-        <w:rPr>
-          <w:color w:val="FF0000"/>
-        </w:rPr>
-        <w:t>dụng</w:t>
-      </w:r>
-      <w:proofErr w:type="spellEnd"/>
-      <w:r>
-        <w:rPr>
-          <w:color w:val="FF0000"/>
-        </w:rPr>
-        <w:t>.</w:t>
+      <w:r>
+        <w:t>Ngày nay, công nghệ thông tin phát triển đồng nghĩa với việc tối ưu hóa năng suất lao động và tự động hóa quy trình quản trị dự án. Trong phát triển phần mềm hiện đại, việc kiểm soát tiến độ sprint và chuỗi phụ thuộc kỹ thuật đóng vai trò then chốt đối với sự thành bại của hệ thống.</w:t>
       </w:r>
     </w:p>
     <w:p>
@@ -3605,7 +3481,7 @@
         <w:pStyle w:val="0TEXTc1"/>
       </w:pPr>
       <w:r>
-        <w:t>…</w:t>
+        <w:t>Hệ thống quản lý dự án Koshi (輿) được thiết kế theo triết lý 'Local-First' và điều hướng bàn phím tối ưu (Vim ergonomics), mang lại phản hồi &lt; 16ms cùng trợ lý AI tự động hóa tóm tắt tiến độ, trích xuất biên bản họp và cân bằng tải nhân sự.</w:t>
       </w:r>
     </w:p>
     <w:p>
@@ -3616,2181 +3492,877 @@
         </w:rPr>
       </w:pPr>
       <w:r>
-        <w:rPr>
-          <w:lang w:val="vi-VN"/>
-        </w:rPr>
-        <w:t>Em x</w:t>
-      </w:r>
-      <w:r>
-        <w:rPr>
-          <w:lang w:val="vi-VN"/>
-        </w:rPr>
-        <w:t xml:space="preserve">in </w:t>
-      </w:r>
-      <w:r>
-        <w:rPr>
-          <w:lang w:val="vi-VN"/>
-        </w:rPr>
-        <w:t>chân thành cảm ơn</w:t>
-      </w:r>
-      <w:r>
-        <w:rPr>
-          <w:lang w:val="vi-VN"/>
-        </w:rPr>
-        <w:t>!</w:t>
-      </w:r>
-    </w:p>
-    <w:p>
-      <w:pPr>
-        <w:pStyle w:val="0TEXTc1"/>
-        <w:ind w:firstLine="0"/>
-      </w:pPr>
-    </w:p>
-    <w:p>
-      <w:pPr>
+        <w:t>Nhóm 04 chúng em xin chân thành cảm ơn giảng viên ThS. Nguyễn Thị Tuyển đã tận tình hướng dẫn để nhóm hoàn thành tốt Bài kiểm tra 1 (KT1) này!</w:t>
+      </w:r>
+    </w:p>
+    <w:p>
+      <w:pPr>
+        <w:pStyle w:val="1Chapterc5"/>
+        <w:rPr>
+          <w:rFonts w:cs="Times New Roman"/>
+        </w:rPr>
+      </w:pPr>
+      <w:r>
+        <w:t>CHƯƠNG 1. PHÂN TÍCH YÊU CẦU HỆ THỐNG</w:t>
+      </w:r>
+    </w:p>
+    <w:p>
+      <w:pPr>
+        <w:keepNext/>
+        <w:spacing w:line="300" w:lineRule="auto" w:before="200" w:after="80"/>
+      </w:pPr>
+      <w:r>
         <w:rPr>
           <w:rFonts w:ascii="Times New Roman" w:hAnsi="Times New Roman"/>
           <w:b/>
-          <w:i/>
+          <w:i w:val="0"/>
+          <w:color w:val="0F172A"/>
+          <w:sz w:val="27"/>
+        </w:rPr>
+        <w:t>1.1. Bối cảnh bài toán và lý do phát triển</w:t>
+      </w:r>
+    </w:p>
+    <w:p>
+      <w:pPr>
+        <w:spacing w:line="300" w:lineRule="auto" w:before="40" w:after="80"/>
+      </w:pPr>
+      <w:r>
+        <w:rPr>
+          <w:rFonts w:ascii="Times New Roman" w:hAnsi="Times New Roman"/>
+          <w:b w:val="0"/>
+          <w:i w:val="0"/>
+          <w:color w:val="1E293B"/>
           <w:sz w:val="26"/>
         </w:rPr>
-      </w:pPr>
-      <w:r>
-        <w:rPr>
+        <w:t>Koshi được định vị là hệ thống quản lý công việc và tiến độ sprint nội bộ dành cho các đội ngũ kỹ sư phần mềm chuyên sâu. Bối cảnh nghiệp vụ tập trung giải quyết nhu cầu của 3 nhóm đối tượng chính (User Personas):</w:t>
+      </w:r>
+    </w:p>
+    <w:p>
+      <w:pPr>
+        <w:spacing w:line="300" w:lineRule="auto" w:before="40" w:after="80"/>
+        <w:ind w:left="360"/>
+      </w:pPr>
+      <w:r>
+        <w:rPr>
+          <w:rFonts w:ascii="Times New Roman" w:hAnsi="Times New Roman"/>
           <w:b/>
-          <w:i/>
-        </w:rPr>
-        <w:br w:type="page"/>
-      </w:r>
-    </w:p>
-    <w:p>
-      <w:pPr>
-        <w:pStyle w:val="0TEXTc1"/>
-        <w:ind w:firstLine="0"/>
-        <w:rPr>
+          <w:i w:val="0"/>
+          <w:color w:val="1E293B"/>
+          <w:sz w:val="26"/>
+        </w:rPr>
+        <w:t xml:space="preserve">• Lead Architect / Senior Engineer: </w:t>
+      </w:r>
+      <w:r>
+        <w:rPr>
+          <w:rFonts w:ascii="Times New Roman" w:hAnsi="Times New Roman"/>
+          <w:b w:val="0"/>
+          <w:i w:val="0"/>
+          <w:color w:val="1E293B"/>
+          <w:sz w:val="26"/>
+        </w:rPr>
+        <w:t>Đòi hỏi thao tác 100% bằng bàn phím không dùng chuột (h/j/k/l, Space, i, n, Esc), chuyển đổi tức thì giữa dạng Bảng (Table) và Kanban 2D, phát hiện sớm các điểm nghẽn tiến độ (Critical Path) trên đồ thị phụ thuộc.</w:t>
+      </w:r>
+    </w:p>
+    <w:p>
+      <w:pPr>
+        <w:spacing w:line="300" w:lineRule="auto" w:before="40" w:after="80"/>
+        <w:ind w:left="360"/>
+      </w:pPr>
+      <w:r>
+        <w:rPr>
+          <w:rFonts w:ascii="Times New Roman" w:hAnsi="Times New Roman"/>
           <w:b/>
-          <w:i/>
-        </w:rPr>
-      </w:pPr>
-      <w:r/>
-    </w:p>
-    <w:p>
-      <w:pPr>
-        <w:pStyle w:val="0TEXTc1"/>
-        <w:rPr>
-          <w:i/>
-        </w:rPr>
-      </w:pPr>
-      <w:r/>
-    </w:p>
-    <w:p>
-      <w:pPr>
-        <w:pStyle w:val="0TEXTc1"/>
-        <w:rPr>
-          <w:i/>
-        </w:rPr>
-      </w:pPr>
-      <w:r/>
-    </w:p>
-    <w:p>
-      <w:pPr>
-        <w:pStyle w:val="0TEXTc1"/>
-        <w:rPr>
-          <w:i/>
-        </w:rPr>
-      </w:pPr>
-      <w:r/>
-    </w:p>
-    <w:p>
-      <w:pPr>
-        <w:pStyle w:val="0TEXTc1"/>
-        <w:rPr>
-          <w:i/>
-        </w:rPr>
-      </w:pPr>
-      <w:r/>
-    </w:p>
-    <w:p>
-      <w:pPr>
-        <w:pStyle w:val="0TEXTc1"/>
-      </w:pPr>
-    </w:p>
-    <w:p>
-      <w:pPr>
-        <w:pStyle w:val="0TEXTc1"/>
-        <w:rPr>
-          <w:lang w:val="vi-VN"/>
-        </w:rPr>
-      </w:pPr>
-      <w:r>
-        <w:rPr>
-          <w:noProof/>
-        </w:rPr>
-        <mc:AlternateContent>
-          <mc:Choice Requires="wps">
-            <w:drawing>
-              <wp:anchor distT="0" distB="0" distL="114300" distR="114300" simplePos="0" relativeHeight="251663360" behindDoc="0" locked="0" layoutInCell="1" allowOverlap="1" wp14:anchorId="2B04412D" wp14:editId="5803EC03">
-                <wp:simplePos x="0" y="0"/>
-                <wp:positionH relativeFrom="margin">
-                  <wp:posOffset>2148205</wp:posOffset>
-                </wp:positionH>
-                <wp:positionV relativeFrom="paragraph">
-                  <wp:posOffset>1715770</wp:posOffset>
-                </wp:positionV>
-                <wp:extent cx="900000" cy="900000"/>
-                <wp:effectExtent l="0" t="0" r="14605" b="14605"/>
-                <wp:wrapNone/>
-                <wp:docPr id="3" name="Oval 3"/>
-                <wp:cNvGraphicFramePr>
-                  <a:graphicFrameLocks xmlns:a="http://schemas.openxmlformats.org/drawingml/2006/main" noChangeAspect="1"/>
-                </wp:cNvGraphicFramePr>
-                <a:graphic xmlns:a="http://schemas.openxmlformats.org/drawingml/2006/main">
-                  <a:graphicData uri="http://schemas.microsoft.com/office/word/2010/wordprocessingShape">
-                    <wps:wsp>
-                      <wps:cNvSpPr>
-                        <a:spLocks noChangeAspect="1"/>
-                      </wps:cNvSpPr>
-                      <wps:spPr>
-                        <a:xfrm>
-                          <a:off x="0" y="0"/>
-                          <a:ext cx="900000" cy="900000"/>
-                        </a:xfrm>
-                        <a:prstGeom prst="ellipse">
-                          <a:avLst/>
-                        </a:prstGeom>
-                        <a:solidFill>
-                          <a:schemeClr val="bg1"/>
-                        </a:solidFill>
-                        <a:ln>
-                          <a:solidFill>
-                            <a:srgbClr val="0000FF"/>
-                          </a:solidFill>
-                        </a:ln>
-                      </wps:spPr>
-                      <wps:style>
-                        <a:lnRef idx="2">
-                          <a:schemeClr val="accent1">
-                            <a:shade val="50000"/>
-                          </a:schemeClr>
-                        </a:lnRef>
-                        <a:fillRef idx="1">
-                          <a:schemeClr val="accent1"/>
-                        </a:fillRef>
-                        <a:effectRef idx="0">
-                          <a:schemeClr val="accent1"/>
-                        </a:effectRef>
-                        <a:fontRef idx="minor">
-                          <a:schemeClr val="lt1"/>
-                        </a:fontRef>
-                      </wps:style>
-                      <wps:txbx>
-                        <w:txbxContent>
-                          <w:p>
-                            <w:pPr>
-                              <w:jc w:val="center"/>
-                            </w:pPr>
-                          </w:p>
-                        </w:txbxContent>
-                      </wps:txbx>
-                      <wps:bodyPr rot="0" spcFirstLastPara="0" vertOverflow="overflow" horzOverflow="overflow" vert="horz" wrap="square" lIns="0" tIns="0" rIns="0" bIns="45720" numCol="1" spcCol="0" rtlCol="0" fromWordArt="0" anchor="ctr" anchorCtr="0" forceAA="0" compatLnSpc="1">
-                        <a:prstTxWarp prst="textNoShape">
-                          <a:avLst/>
-                        </a:prstTxWarp>
-                        <a:noAutofit/>
-                      </wps:bodyPr>
-                    </wps:wsp>
-                  </a:graphicData>
-                </a:graphic>
-                <wp14:sizeRelH relativeFrom="margin">
-                  <wp14:pctWidth>0</wp14:pctWidth>
-                </wp14:sizeRelH>
-                <wp14:sizeRelV relativeFrom="margin">
-                  <wp14:pctHeight>0</wp14:pctHeight>
-                </wp14:sizeRelV>
-              </wp:anchor>
-            </w:drawing>
-          </mc:Choice>
-          <mc:Fallback>
-            <w:pict>
-              <v:oval w14:anchorId="2B04412D" id="Oval 3" o:spid="_x0000_s1026" style="position:absolute;left:0;text-align:left;margin-left:169.15pt;margin-top:135.1pt;width:70.85pt;height:70.85pt;z-index:251663360;visibility:visible;mso-wrap-style:square;mso-width-percent:0;mso-height-percent:0;mso-wrap-distance-left:9pt;mso-wrap-distance-top:0;mso-wrap-distance-right:9pt;mso-wrap-distance-bottom:0;mso-position-horizontal:absolute;mso-position-horizontal-relative:margin;mso-position-vertical:absolute;mso-position-vertical-relative:text;mso-width-percent:0;mso-height-percent:0;mso-width-relative:margin;mso-height-relative:margin;v-text-anchor:middle" o:gfxdata="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" fillcolor="white [3212]" strokecolor="blue" strokeweight="1pt">
-                <v:stroke joinstyle="miter"/>
-                <v:path arrowok="t"/>
-                <o:lock v:ext="edit" aspectratio="t"/>
-                <v:textbox inset="0,0,0">
-                  <w:txbxContent>
-                    <w:p>
-                      <w:pPr>
-                        <w:jc w:val="center"/>
-                      </w:pPr>
-                    </w:p>
-                  </w:txbxContent>
-                </v:textbox>
-                <w10:wrap anchorx="margin"/>
-              </v:oval>
-            </w:pict>
-          </mc:Fallback>
-        </mc:AlternateContent>
-      </w:r>
-      <w:r>
-        <w:rPr>
-          <w:noProof/>
-        </w:rPr>
-        <mc:AlternateContent>
-          <mc:Choice Requires="wps">
-            <w:drawing>
-              <wp:anchor distT="0" distB="0" distL="114300" distR="114300" simplePos="0" relativeHeight="251661312" behindDoc="0" locked="0" layoutInCell="1" allowOverlap="1" wp14:anchorId="00A7416A" wp14:editId="182BD6EE">
-                <wp:simplePos x="0" y="0"/>
-                <wp:positionH relativeFrom="margin">
-                  <wp:posOffset>438150</wp:posOffset>
-                </wp:positionH>
-                <wp:positionV relativeFrom="paragraph">
-                  <wp:posOffset>5715</wp:posOffset>
-                </wp:positionV>
-                <wp:extent cx="4320000" cy="4320000"/>
-                <wp:effectExtent l="0" t="0" r="23495" b="23495"/>
-                <wp:wrapNone/>
-                <wp:docPr id="2" name="Oval 2"/>
-                <wp:cNvGraphicFramePr>
-                  <a:graphicFrameLocks xmlns:a="http://schemas.openxmlformats.org/drawingml/2006/main" noChangeAspect="1"/>
-                </wp:cNvGraphicFramePr>
-                <a:graphic xmlns:a="http://schemas.openxmlformats.org/drawingml/2006/main">
-                  <a:graphicData uri="http://schemas.microsoft.com/office/word/2010/wordprocessingShape">
-                    <wps:wsp>
-                      <wps:cNvSpPr>
-                        <a:spLocks noChangeAspect="1"/>
-                      </wps:cNvSpPr>
-                      <wps:spPr>
-                        <a:xfrm>
-                          <a:off x="0" y="0"/>
-                          <a:ext cx="4320000" cy="4320000"/>
-                        </a:xfrm>
-                        <a:prstGeom prst="ellipse">
-                          <a:avLst/>
-                        </a:prstGeom>
-                        <a:solidFill>
-                          <a:schemeClr val="accent1">
-                            <a:lumMod val="20000"/>
-                            <a:lumOff val="80000"/>
-                          </a:schemeClr>
-                        </a:solidFill>
-                        <a:ln>
-                          <a:solidFill>
-                            <a:srgbClr val="0000FF"/>
-                          </a:solidFill>
-                        </a:ln>
-                      </wps:spPr>
-                      <wps:style>
-                        <a:lnRef idx="2">
-                          <a:schemeClr val="accent1">
-                            <a:shade val="50000"/>
-                          </a:schemeClr>
-                        </a:lnRef>
-                        <a:fillRef idx="1">
-                          <a:schemeClr val="accent1"/>
-                        </a:fillRef>
-                        <a:effectRef idx="0">
-                          <a:schemeClr val="accent1"/>
-                        </a:effectRef>
-                        <a:fontRef idx="minor">
-                          <a:schemeClr val="lt1"/>
-                        </a:fontRef>
-                      </wps:style>
-                      <wps:txbx>
-                        <w:txbxContent>
-                          <w:p>
-                            <w:pPr>
-                              <w:jc w:val="center"/>
-                              <w:rPr>
-                                <w:rFonts w:ascii="Times New Roman" w:hAnsi="Times New Roman" w:cs="Times New Roman"/>
-                                <w:b/>
-                                <w:color w:val="000000" w:themeColor="text1"/>
-                                <w:sz w:val="32"/>
-                                <w14:shadow w14:blurRad="38100" w14:dist="19050" w14:dir="2700000" w14:sx="100000" w14:sy="100000" w14:kx="0" w14:ky="0" w14:algn="tl">
-                                  <w14:schemeClr w14:val="dk1">
-                                    <w14:alpha w14:val="60000"/>
-                                  </w14:schemeClr>
-                                </w14:shadow>
-                                <w14:textOutline w14:w="0" w14:cap="flat" w14:cmpd="sng" w14:algn="ctr">
-                                  <w14:noFill/>
-                                  <w14:prstDash w14:val="solid"/>
-                                  <w14:round/>
-                                </w14:textOutline>
-                              </w:rPr>
-                            </w:pPr>
-                            <w:r>
-                              <w:rPr>
-                                <w:rFonts w:ascii="Times New Roman" w:hAnsi="Times New Roman" w:cs="Times New Roman"/>
-                                <w:b/>
-                                <w:color w:val="000000" w:themeColor="text1"/>
-                                <w:sz w:val="32"/>
-                                <w14:shadow w14:blurRad="38100" w14:dist="19050" w14:dir="2700000" w14:sx="100000" w14:sy="100000" w14:kx="0" w14:ky="0" w14:algn="tl">
-                                  <w14:schemeClr w14:val="dk1">
-                                    <w14:alpha w14:val="60000"/>
-                                  </w14:schemeClr>
-                                </w14:shadow>
-                                <w14:textOutline w14:w="0" w14:cap="flat" w14:cmpd="sng" w14:algn="ctr">
-                                  <w14:noFill/>
-                                  <w14:prstDash w14:val="solid"/>
-                                  <w14:round/>
-                                </w14:textOutline>
-                              </w:rPr>
-                              <w:t>NHÓM 01</w:t>
-                            </w:r>
-                            <w:r>
-                              <w:rPr>
-                                <w:rFonts w:ascii="Times New Roman" w:hAnsi="Times New Roman" w:cs="Times New Roman"/>
-                                <w:b/>
-                                <w:color w:val="000000" w:themeColor="text1"/>
-                                <w:sz w:val="32"/>
-                                <w14:shadow w14:blurRad="38100" w14:dist="19050" w14:dir="2700000" w14:sx="100000" w14:sy="100000" w14:kx="0" w14:ky="0" w14:algn="tl">
-                                  <w14:schemeClr w14:val="dk1">
-                                    <w14:alpha w14:val="60000"/>
-                                  </w14:schemeClr>
-                                </w14:shadow>
-                                <w14:textOutline w14:w="0" w14:cap="flat" w14:cmpd="sng" w14:algn="ctr">
-                                  <w14:noFill/>
-                                  <w14:prstDash w14:val="solid"/>
-                                  <w14:round/>
-                                </w14:textOutline>
-                              </w:rPr>
-                              <w:t>:</w:t>
-                            </w:r>
-                          </w:p>
-                          <w:p>
-                            <w:pPr>
-                              <w:jc w:val="center"/>
-                              <w:rPr>
-                                <w:rFonts w:ascii="Times New Roman" w:hAnsi="Times New Roman" w:cs="Times New Roman"/>
-                                <w:color w:val="000000" w:themeColor="text1"/>
-                                <w:sz w:val="32"/>
-                                <w14:shadow w14:blurRad="38100" w14:dist="19050" w14:dir="2700000" w14:sx="100000" w14:sy="100000" w14:kx="0" w14:ky="0" w14:algn="tl">
-                                  <w14:schemeClr w14:val="dk1">
-                                    <w14:alpha w14:val="60000"/>
-                                  </w14:schemeClr>
-                                </w14:shadow>
-                                <w14:textOutline w14:w="0" w14:cap="flat" w14:cmpd="sng" w14:algn="ctr">
-                                  <w14:noFill/>
-                                  <w14:prstDash w14:val="solid"/>
-                                  <w14:round/>
-                                </w14:textOutline>
-                              </w:rPr>
-                            </w:pPr>
-                            <w:proofErr w:type="spellStart"/>
-                            <w:r>
-                              <w:rPr>
-                                <w:rFonts w:ascii="Times New Roman" w:hAnsi="Times New Roman" w:cs="Times New Roman"/>
-                                <w:color w:val="000000" w:themeColor="text1"/>
-                                <w:sz w:val="28"/>
-                                <w:szCs w:val="20"/>
-                                <w14:shadow w14:blurRad="38100" w14:dist="19050" w14:dir="2700000" w14:sx="100000" w14:sy="100000" w14:kx="0" w14:ky="0" w14:algn="tl">
-                                  <w14:schemeClr w14:val="dk1">
-                                    <w14:alpha w14:val="60000"/>
-                                  </w14:schemeClr>
-                                </w14:shadow>
-                                <w14:textOutline w14:w="0" w14:cap="flat" w14:cmpd="sng" w14:algn="ctr">
-                                  <w14:noFill/>
-                                  <w14:prstDash w14:val="solid"/>
-                                  <w14:round/>
-                                </w14:textOutline>
-                              </w:rPr>
-                              <w:t>Hệ</w:t>
-                            </w:r>
-                            <w:proofErr w:type="spellEnd"/>
-                            <w:r>
-                              <w:rPr>
-                                <w:rFonts w:ascii="Times New Roman" w:hAnsi="Times New Roman" w:cs="Times New Roman"/>
-                                <w:color w:val="000000" w:themeColor="text1"/>
-                                <w:sz w:val="28"/>
-                                <w:szCs w:val="20"/>
-                                <w14:shadow w14:blurRad="38100" w14:dist="19050" w14:dir="2700000" w14:sx="100000" w14:sy="100000" w14:kx="0" w14:ky="0" w14:algn="tl">
-                                  <w14:schemeClr w14:val="dk1">
-                                    <w14:alpha w14:val="60000"/>
-                                  </w14:schemeClr>
-                                </w14:shadow>
-                                <w14:textOutline w14:w="0" w14:cap="flat" w14:cmpd="sng" w14:algn="ctr">
-                                  <w14:noFill/>
-                                  <w14:prstDash w14:val="solid"/>
-                                  <w14:round/>
-                                </w14:textOutline>
-                              </w:rPr>
-                              <w:t xml:space="preserve"> </w:t>
-                            </w:r>
-                            <w:proofErr w:type="spellStart"/>
-                            <w:r>
-                              <w:rPr>
-                                <w:rFonts w:ascii="Times New Roman" w:hAnsi="Times New Roman" w:cs="Times New Roman"/>
-                                <w:color w:val="000000" w:themeColor="text1"/>
-                                <w:sz w:val="28"/>
-                                <w:szCs w:val="20"/>
-                                <w14:shadow w14:blurRad="38100" w14:dist="19050" w14:dir="2700000" w14:sx="100000" w14:sy="100000" w14:kx="0" w14:ky="0" w14:algn="tl">
-                                  <w14:schemeClr w14:val="dk1">
-                                    <w14:alpha w14:val="60000"/>
-                                  </w14:schemeClr>
-                                </w14:shadow>
-                                <w14:textOutline w14:w="0" w14:cap="flat" w14:cmpd="sng" w14:algn="ctr">
-                                  <w14:noFill/>
-                                  <w14:prstDash w14:val="solid"/>
-                                  <w14:round/>
-                                </w14:textOutline>
-                              </w:rPr>
-                              <w:t>thống</w:t>
-                            </w:r>
-                            <w:proofErr w:type="spellEnd"/>
-                            <w:r>
-                              <w:rPr>
-                                <w:rFonts w:ascii="Times New Roman" w:hAnsi="Times New Roman" w:cs="Times New Roman"/>
-                                <w:color w:val="000000" w:themeColor="text1"/>
-                                <w:sz w:val="28"/>
-                                <w:szCs w:val="20"/>
-                                <w14:shadow w14:blurRad="38100" w14:dist="19050" w14:dir="2700000" w14:sx="100000" w14:sy="100000" w14:kx="0" w14:ky="0" w14:algn="tl">
-                                  <w14:schemeClr w14:val="dk1">
-                                    <w14:alpha w14:val="60000"/>
-                                  </w14:schemeClr>
-                                </w14:shadow>
-                                <w14:textOutline w14:w="0" w14:cap="flat" w14:cmpd="sng" w14:algn="ctr">
-                                  <w14:noFill/>
-                                  <w14:prstDash w14:val="solid"/>
-                                  <w14:round/>
-                                </w14:textOutline>
-                              </w:rPr>
-                              <w:t xml:space="preserve"> </w:t>
-                            </w:r>
-                            <w:proofErr w:type="spellStart"/>
-                            <w:r>
-                              <w:rPr>
-                                <w:rFonts w:ascii="Times New Roman" w:hAnsi="Times New Roman" w:cs="Times New Roman"/>
-                                <w:color w:val="000000" w:themeColor="text1"/>
-                                <w:sz w:val="28"/>
-                                <w:szCs w:val="20"/>
-                                <w14:shadow w14:blurRad="38100" w14:dist="19050" w14:dir="2700000" w14:sx="100000" w14:sy="100000" w14:kx="0" w14:ky="0" w14:algn="tl">
-                                  <w14:schemeClr w14:val="dk1">
-                                    <w14:alpha w14:val="60000"/>
-                                  </w14:schemeClr>
-                                </w14:shadow>
-                                <w14:textOutline w14:w="0" w14:cap="flat" w14:cmpd="sng" w14:algn="ctr">
-                                  <w14:noFill/>
-                                  <w14:prstDash w14:val="solid"/>
-                                  <w14:round/>
-                                </w14:textOutline>
-                              </w:rPr>
-                              <w:t>quản</w:t>
-                            </w:r>
-                            <w:proofErr w:type="spellEnd"/>
-                            <w:r>
-                              <w:rPr>
-                                <w:rFonts w:ascii="Times New Roman" w:hAnsi="Times New Roman" w:cs="Times New Roman"/>
-                                <w:color w:val="000000" w:themeColor="text1"/>
-                                <w:sz w:val="28"/>
-                                <w:szCs w:val="20"/>
-                                <w14:shadow w14:blurRad="38100" w14:dist="19050" w14:dir="2700000" w14:sx="100000" w14:sy="100000" w14:kx="0" w14:ky="0" w14:algn="tl">
-                                  <w14:schemeClr w14:val="dk1">
-                                    <w14:alpha w14:val="60000"/>
-                                  </w14:schemeClr>
-                                </w14:shadow>
-                                <w14:textOutline w14:w="0" w14:cap="flat" w14:cmpd="sng" w14:algn="ctr">
-                                  <w14:noFill/>
-                                  <w14:prstDash w14:val="solid"/>
-                                  <w14:round/>
-                                </w14:textOutline>
-                              </w:rPr>
-                              <w:t xml:space="preserve"> </w:t>
-                            </w:r>
-                            <w:proofErr w:type="spellStart"/>
-                            <w:r>
-                              <w:rPr>
-                                <w:rFonts w:ascii="Times New Roman" w:hAnsi="Times New Roman" w:cs="Times New Roman"/>
-                                <w:color w:val="000000" w:themeColor="text1"/>
-                                <w:sz w:val="28"/>
-                                <w:szCs w:val="20"/>
-                                <w14:shadow w14:blurRad="38100" w14:dist="19050" w14:dir="2700000" w14:sx="100000" w14:sy="100000" w14:kx="0" w14:ky="0" w14:algn="tl">
-                                  <w14:schemeClr w14:val="dk1">
-                                    <w14:alpha w14:val="60000"/>
-                                  </w14:schemeClr>
-                                </w14:shadow>
-                                <w14:textOutline w14:w="0" w14:cap="flat" w14:cmpd="sng" w14:algn="ctr">
-                                  <w14:noFill/>
-                                  <w14:prstDash w14:val="solid"/>
-                                  <w14:round/>
-                                </w14:textOutline>
-                              </w:rPr>
-                              <w:t>lý</w:t>
-                            </w:r>
-                            <w:proofErr w:type="spellEnd"/>
-                            <w:r>
-                              <w:rPr>
-                                <w:rFonts w:ascii="Times New Roman" w:hAnsi="Times New Roman" w:cs="Times New Roman"/>
-                                <w:color w:val="000000" w:themeColor="text1"/>
-                                <w:sz w:val="28"/>
-                                <w:szCs w:val="20"/>
-                                <w14:shadow w14:blurRad="38100" w14:dist="19050" w14:dir="2700000" w14:sx="100000" w14:sy="100000" w14:kx="0" w14:ky="0" w14:algn="tl">
-                                  <w14:schemeClr w14:val="dk1">
-                                    <w14:alpha w14:val="60000"/>
-                                  </w14:schemeClr>
-                                </w14:shadow>
-                                <w14:textOutline w14:w="0" w14:cap="flat" w14:cmpd="sng" w14:algn="ctr">
-                                  <w14:noFill/>
-                                  <w14:prstDash w14:val="solid"/>
-                                  <w14:round/>
-                                </w14:textOutline>
-                              </w:rPr>
-                              <w:t xml:space="preserve"> </w:t>
-                            </w:r>
-                            <w:proofErr w:type="spellStart"/>
-                            <w:r>
-                              <w:rPr>
-                                <w:rFonts w:ascii="Times New Roman" w:hAnsi="Times New Roman" w:cs="Times New Roman"/>
-                                <w:color w:val="000000" w:themeColor="text1"/>
-                                <w:sz w:val="28"/>
-                                <w:szCs w:val="20"/>
-                                <w14:shadow w14:blurRad="38100" w14:dist="19050" w14:dir="2700000" w14:sx="100000" w14:sy="100000" w14:kx="0" w14:ky="0" w14:algn="tl">
-                                  <w14:schemeClr w14:val="dk1">
-                                    <w14:alpha w14:val="60000"/>
-                                  </w14:schemeClr>
-                                </w14:shadow>
-                                <w14:textOutline w14:w="0" w14:cap="flat" w14:cmpd="sng" w14:algn="ctr">
-                                  <w14:noFill/>
-                                  <w14:prstDash w14:val="solid"/>
-                                  <w14:round/>
-                                </w14:textOutline>
-                              </w:rPr>
-                              <w:t>bán</w:t>
-                            </w:r>
-                            <w:proofErr w:type="spellEnd"/>
-                            <w:r>
-                              <w:rPr>
-                                <w:rFonts w:ascii="Times New Roman" w:hAnsi="Times New Roman" w:cs="Times New Roman"/>
-                                <w:color w:val="000000" w:themeColor="text1"/>
-                                <w:sz w:val="28"/>
-                                <w:szCs w:val="20"/>
-                                <w14:shadow w14:blurRad="38100" w14:dist="19050" w14:dir="2700000" w14:sx="100000" w14:sy="100000" w14:kx="0" w14:ky="0" w14:algn="tl">
-                                  <w14:schemeClr w14:val="dk1">
-                                    <w14:alpha w14:val="60000"/>
-                                  </w14:schemeClr>
-                                </w14:shadow>
-                                <w14:textOutline w14:w="0" w14:cap="flat" w14:cmpd="sng" w14:algn="ctr">
-                                  <w14:noFill/>
-                                  <w14:prstDash w14:val="solid"/>
-                                  <w14:round/>
-                                </w14:textOutline>
-                              </w:rPr>
-                              <w:t xml:space="preserve"> </w:t>
-                            </w:r>
-                            <w:proofErr w:type="spellStart"/>
-                            <w:r>
-                              <w:rPr>
-                                <w:rFonts w:ascii="Times New Roman" w:hAnsi="Times New Roman" w:cs="Times New Roman"/>
-                                <w:color w:val="000000" w:themeColor="text1"/>
-                                <w:sz w:val="28"/>
-                                <w:szCs w:val="20"/>
-                                <w14:shadow w14:blurRad="38100" w14:dist="19050" w14:dir="2700000" w14:sx="100000" w14:sy="100000" w14:kx="0" w14:ky="0" w14:algn="tl">
-                                  <w14:schemeClr w14:val="dk1">
-                                    <w14:alpha w14:val="60000"/>
-                                  </w14:schemeClr>
-                                </w14:shadow>
-                                <w14:textOutline w14:w="0" w14:cap="flat" w14:cmpd="sng" w14:algn="ctr">
-                                  <w14:noFill/>
-                                  <w14:prstDash w14:val="solid"/>
-                                  <w14:round/>
-                                </w14:textOutline>
-                              </w:rPr>
-                              <w:t>hàng</w:t>
-                            </w:r>
-                            <w:proofErr w:type="spellEnd"/>
-                            <w:r>
-                              <w:rPr>
-                                <w:rFonts w:ascii="Times New Roman" w:hAnsi="Times New Roman" w:cs="Times New Roman"/>
-                                <w:color w:val="000000" w:themeColor="text1"/>
-                                <w:sz w:val="28"/>
-                                <w:szCs w:val="20"/>
-                                <w14:shadow w14:blurRad="38100" w14:dist="19050" w14:dir="2700000" w14:sx="100000" w14:sy="100000" w14:kx="0" w14:ky="0" w14:algn="tl">
-                                  <w14:schemeClr w14:val="dk1">
-                                    <w14:alpha w14:val="60000"/>
-                                  </w14:schemeClr>
-                                </w14:shadow>
-                                <w14:textOutline w14:w="0" w14:cap="flat" w14:cmpd="sng" w14:algn="ctr">
-                                  <w14:noFill/>
-                                  <w14:prstDash w14:val="solid"/>
-                                  <w14:round/>
-                                </w14:textOutline>
-                              </w:rPr>
-                              <w:t xml:space="preserve"> </w:t>
-                            </w:r>
-                            <w:proofErr w:type="spellStart"/>
-                            <w:r>
-                              <w:rPr>
-                                <w:rFonts w:ascii="Times New Roman" w:hAnsi="Times New Roman" w:cs="Times New Roman"/>
-                                <w:color w:val="000000" w:themeColor="text1"/>
-                                <w:sz w:val="28"/>
-                                <w:szCs w:val="20"/>
-                                <w14:shadow w14:blurRad="38100" w14:dist="19050" w14:dir="2700000" w14:sx="100000" w14:sy="100000" w14:kx="0" w14:ky="0" w14:algn="tl">
-                                  <w14:schemeClr w14:val="dk1">
-                                    <w14:alpha w14:val="60000"/>
-                                  </w14:schemeClr>
-                                </w14:shadow>
-                                <w14:textOutline w14:w="0" w14:cap="flat" w14:cmpd="sng" w14:algn="ctr">
-                                  <w14:noFill/>
-                                  <w14:prstDash w14:val="solid"/>
-                                  <w14:round/>
-                                </w14:textOutline>
-                              </w:rPr>
-                              <w:t>có</w:t>
-                            </w:r>
-                            <w:proofErr w:type="spellEnd"/>
-                            <w:r>
-                              <w:rPr>
-                                <w:rFonts w:ascii="Times New Roman" w:hAnsi="Times New Roman" w:cs="Times New Roman"/>
-                                <w:color w:val="000000" w:themeColor="text1"/>
-                                <w:sz w:val="28"/>
-                                <w:szCs w:val="20"/>
-                                <w14:shadow w14:blurRad="38100" w14:dist="19050" w14:dir="2700000" w14:sx="100000" w14:sy="100000" w14:kx="0" w14:ky="0" w14:algn="tl">
-                                  <w14:schemeClr w14:val="dk1">
-                                    <w14:alpha w14:val="60000"/>
-                                  </w14:schemeClr>
-                                </w14:shadow>
-                                <w14:textOutline w14:w="0" w14:cap="flat" w14:cmpd="sng" w14:algn="ctr">
-                                  <w14:noFill/>
-                                  <w14:prstDash w14:val="solid"/>
-                                  <w14:round/>
-                                </w14:textOutline>
-                              </w:rPr>
-                              <w:t xml:space="preserve"> </w:t>
-                            </w:r>
-                            <w:proofErr w:type="spellStart"/>
-                            <w:r>
-                              <w:rPr>
-                                <w:rFonts w:ascii="Times New Roman" w:hAnsi="Times New Roman" w:cs="Times New Roman"/>
-                                <w:color w:val="000000" w:themeColor="text1"/>
-                                <w:sz w:val="28"/>
-                                <w:szCs w:val="20"/>
-                                <w14:shadow w14:blurRad="38100" w14:dist="19050" w14:dir="2700000" w14:sx="100000" w14:sy="100000" w14:kx="0" w14:ky="0" w14:algn="tl">
-                                  <w14:schemeClr w14:val="dk1">
-                                    <w14:alpha w14:val="60000"/>
-                                  </w14:schemeClr>
-                                </w14:shadow>
-                                <w14:textOutline w14:w="0" w14:cap="flat" w14:cmpd="sng" w14:algn="ctr">
-                                  <w14:noFill/>
-                                  <w14:prstDash w14:val="solid"/>
-                                  <w14:round/>
-                                </w14:textOutline>
-                              </w:rPr>
-                              <w:t>tích</w:t>
-                            </w:r>
-                            <w:proofErr w:type="spellEnd"/>
-                            <w:r>
-                              <w:rPr>
-                                <w:rFonts w:ascii="Times New Roman" w:hAnsi="Times New Roman" w:cs="Times New Roman"/>
-                                <w:color w:val="000000" w:themeColor="text1"/>
-                                <w:sz w:val="28"/>
-                                <w:szCs w:val="20"/>
-                                <w14:shadow w14:blurRad="38100" w14:dist="19050" w14:dir="2700000" w14:sx="100000" w14:sy="100000" w14:kx="0" w14:ky="0" w14:algn="tl">
-                                  <w14:schemeClr w14:val="dk1">
-                                    <w14:alpha w14:val="60000"/>
-                                  </w14:schemeClr>
-                                </w14:shadow>
-                                <w14:textOutline w14:w="0" w14:cap="flat" w14:cmpd="sng" w14:algn="ctr">
-                                  <w14:noFill/>
-                                  <w14:prstDash w14:val="solid"/>
-                                  <w14:round/>
-                                </w14:textOutline>
-                              </w:rPr>
-                              <w:t xml:space="preserve"> </w:t>
-                            </w:r>
-                            <w:proofErr w:type="spellStart"/>
-                            <w:r>
-                              <w:rPr>
-                                <w:rFonts w:ascii="Times New Roman" w:hAnsi="Times New Roman" w:cs="Times New Roman"/>
-                                <w:color w:val="000000" w:themeColor="text1"/>
-                                <w:sz w:val="28"/>
-                                <w:szCs w:val="20"/>
-                                <w14:shadow w14:blurRad="38100" w14:dist="19050" w14:dir="2700000" w14:sx="100000" w14:sy="100000" w14:kx="0" w14:ky="0" w14:algn="tl">
-                                  <w14:schemeClr w14:val="dk1">
-                                    <w14:alpha w14:val="60000"/>
-                                  </w14:schemeClr>
-                                </w14:shadow>
-                                <w14:textOutline w14:w="0" w14:cap="flat" w14:cmpd="sng" w14:algn="ctr">
-                                  <w14:noFill/>
-                                  <w14:prstDash w14:val="solid"/>
-                                  <w14:round/>
-                                </w14:textOutline>
-                              </w:rPr>
-                              <w:t>hợp</w:t>
-                            </w:r>
-                            <w:proofErr w:type="spellEnd"/>
-                            <w:r>
-                              <w:rPr>
-                                <w:rFonts w:ascii="Times New Roman" w:hAnsi="Times New Roman" w:cs="Times New Roman"/>
-                                <w:color w:val="000000" w:themeColor="text1"/>
-                                <w:sz w:val="28"/>
-                                <w:szCs w:val="20"/>
-                                <w14:shadow w14:blurRad="38100" w14:dist="19050" w14:dir="2700000" w14:sx="100000" w14:sy="100000" w14:kx="0" w14:ky="0" w14:algn="tl">
-                                  <w14:schemeClr w14:val="dk1">
-                                    <w14:alpha w14:val="60000"/>
-                                  </w14:schemeClr>
-                                </w14:shadow>
-                                <w14:textOutline w14:w="0" w14:cap="flat" w14:cmpd="sng" w14:algn="ctr">
-                                  <w14:noFill/>
-                                  <w14:prstDash w14:val="solid"/>
-                                  <w14:round/>
-                                </w14:textOutline>
-                              </w:rPr>
-                              <w:t xml:space="preserve"> AI</w:t>
-                            </w:r>
-                          </w:p>
-                          <w:p>
-                            <w:pPr>
-                              <w:jc w:val="center"/>
-                              <w:rPr>
-                                <w:rFonts w:ascii="Times New Roman" w:hAnsi="Times New Roman" w:cs="Times New Roman"/>
-                                <w:color w:val="000000" w:themeColor="text1"/>
-                                <w:sz w:val="32"/>
-                                <w14:shadow w14:blurRad="38100" w14:dist="19050" w14:dir="2700000" w14:sx="100000" w14:sy="100000" w14:kx="0" w14:ky="0" w14:algn="tl">
-                                  <w14:schemeClr w14:val="dk1">
-                                    <w14:alpha w14:val="60000"/>
-                                  </w14:schemeClr>
-                                </w14:shadow>
-                                <w14:textOutline w14:w="0" w14:cap="flat" w14:cmpd="sng" w14:algn="ctr">
-                                  <w14:noFill/>
-                                  <w14:prstDash w14:val="solid"/>
-                                  <w14:round/>
-                                </w14:textOutline>
-                              </w:rPr>
-                            </w:pPr>
-                          </w:p>
-                          <w:p>
-                            <w:pPr>
-                              <w:jc w:val="center"/>
-                              <w:rPr>
-                                <w:rFonts w:ascii="Times New Roman" w:hAnsi="Times New Roman" w:cs="Times New Roman"/>
-                                <w:color w:val="000000" w:themeColor="text1"/>
-                                <w:sz w:val="32"/>
-                                <w14:shadow w14:blurRad="38100" w14:dist="19050" w14:dir="2700000" w14:sx="100000" w14:sy="100000" w14:kx="0" w14:ky="0" w14:algn="tl">
-                                  <w14:schemeClr w14:val="dk1">
-                                    <w14:alpha w14:val="60000"/>
-                                  </w14:schemeClr>
-                                </w14:shadow>
-                                <w14:textOutline w14:w="0" w14:cap="flat" w14:cmpd="sng" w14:algn="ctr">
-                                  <w14:noFill/>
-                                  <w14:prstDash w14:val="solid"/>
-                                  <w14:round/>
-                                </w14:textOutline>
-                              </w:rPr>
-                            </w:pPr>
-                          </w:p>
-                          <w:p>
-                            <w:pPr>
-                              <w:jc w:val="center"/>
-                              <w:rPr>
-                                <w:rFonts w:ascii="Times New Roman" w:hAnsi="Times New Roman" w:cs="Times New Roman"/>
-                                <w:color w:val="000000" w:themeColor="text1"/>
-                                <w:sz w:val="32"/>
-                                <w14:shadow w14:blurRad="38100" w14:dist="19050" w14:dir="2700000" w14:sx="100000" w14:sy="100000" w14:kx="0" w14:ky="0" w14:algn="tl">
-                                  <w14:schemeClr w14:val="dk1">
-                                    <w14:alpha w14:val="60000"/>
-                                  </w14:schemeClr>
-                                </w14:shadow>
-                                <w14:textOutline w14:w="0" w14:cap="flat" w14:cmpd="sng" w14:algn="ctr">
-                                  <w14:noFill/>
-                                  <w14:prstDash w14:val="solid"/>
-                                  <w14:round/>
-                                </w14:textOutline>
-                              </w:rPr>
-                            </w:pPr>
-                          </w:p>
-                          <w:p>
-                            <w:pPr>
-                              <w:jc w:val="center"/>
-                              <w:rPr>
-                                <w:rFonts w:ascii="Times New Roman" w:hAnsi="Times New Roman" w:cs="Times New Roman"/>
-                                <w:color w:val="000000" w:themeColor="text1"/>
-                                <w:spacing w:val="-4"/>
-                                <w:sz w:val="32"/>
-                                <w14:shadow w14:blurRad="38100" w14:dist="19050" w14:dir="2700000" w14:sx="100000" w14:sy="100000" w14:kx="0" w14:ky="0" w14:algn="tl">
-                                  <w14:schemeClr w14:val="dk1">
-                                    <w14:alpha w14:val="60000"/>
-                                  </w14:schemeClr>
-                                </w14:shadow>
-                                <w14:textOutline w14:w="0" w14:cap="flat" w14:cmpd="sng" w14:algn="ctr">
-                                  <w14:noFill/>
-                                  <w14:prstDash w14:val="solid"/>
-                                  <w14:round/>
-                                </w14:textOutline>
-                              </w:rPr>
-                            </w:pPr>
-                            <w:r>
-                              <w:rPr>
-                                <w:rFonts w:ascii="Times New Roman" w:hAnsi="Times New Roman" w:cs="Times New Roman"/>
-                                <w:color w:val="000000" w:themeColor="text1"/>
-                                <w:spacing w:val="-4"/>
-                                <w:sz w:val="32"/>
-                                <w14:shadow w14:blurRad="38100" w14:dist="19050" w14:dir="2700000" w14:sx="100000" w14:sy="100000" w14:kx="0" w14:ky="0" w14:algn="tl">
-                                  <w14:schemeClr w14:val="dk1">
-                                    <w14:alpha w14:val="60000"/>
-                                  </w14:schemeClr>
-                                </w14:shadow>
-                                <w14:textOutline w14:w="0" w14:cap="flat" w14:cmpd="sng" w14:algn="ctr">
-                                  <w14:noFill/>
-                                  <w14:prstDash w14:val="solid"/>
-                                  <w14:round/>
-                                </w14:textOutline>
-                              </w:rPr>
-                              <w:t xml:space="preserve">Học </w:t>
-                            </w:r>
-                            <w:proofErr w:type="spellStart"/>
-                            <w:r>
-                              <w:rPr>
-                                <w:rFonts w:ascii="Times New Roman" w:hAnsi="Times New Roman" w:cs="Times New Roman"/>
-                                <w:color w:val="000000" w:themeColor="text1"/>
-                                <w:spacing w:val="-4"/>
-                                <w:sz w:val="32"/>
-                                <w14:shadow w14:blurRad="38100" w14:dist="19050" w14:dir="2700000" w14:sx="100000" w14:sy="100000" w14:kx="0" w14:ky="0" w14:algn="tl">
-                                  <w14:schemeClr w14:val="dk1">
-                                    <w14:alpha w14:val="60000"/>
-                                  </w14:schemeClr>
-                                </w14:shadow>
-                                <w14:textOutline w14:w="0" w14:cap="flat" w14:cmpd="sng" w14:algn="ctr">
-                                  <w14:noFill/>
-                                  <w14:prstDash w14:val="solid"/>
-                                  <w14:round/>
-                                </w14:textOutline>
-                              </w:rPr>
-                              <w:t>phần</w:t>
-                            </w:r>
-                            <w:proofErr w:type="spellEnd"/>
-                            <w:r>
-                              <w:rPr>
-                                <w:rFonts w:ascii="Times New Roman" w:hAnsi="Times New Roman" w:cs="Times New Roman"/>
-                                <w:color w:val="000000" w:themeColor="text1"/>
-                                <w:spacing w:val="-4"/>
-                                <w:sz w:val="32"/>
-                                <w14:shadow w14:blurRad="38100" w14:dist="19050" w14:dir="2700000" w14:sx="100000" w14:sy="100000" w14:kx="0" w14:ky="0" w14:algn="tl">
-                                  <w14:schemeClr w14:val="dk1">
-                                    <w14:alpha w14:val="60000"/>
-                                  </w14:schemeClr>
-                                </w14:shadow>
-                                <w14:textOutline w14:w="0" w14:cap="flat" w14:cmpd="sng" w14:algn="ctr">
-                                  <w14:noFill/>
-                                  <w14:prstDash w14:val="solid"/>
-                                  <w14:round/>
-                                </w14:textOutline>
-                              </w:rPr>
-                              <w:t xml:space="preserve">: </w:t>
-                            </w:r>
-                            <w:proofErr w:type="spellStart"/>
-                            <w:r>
-                              <w:rPr>
-                                <w:rFonts w:ascii="Times New Roman" w:hAnsi="Times New Roman" w:cs="Times New Roman"/>
-                                <w:color w:val="000000" w:themeColor="text1"/>
-                                <w:spacing w:val="-4"/>
-                                <w:sz w:val="32"/>
-                                <w14:shadow w14:blurRad="38100" w14:dist="19050" w14:dir="2700000" w14:sx="100000" w14:sy="100000" w14:kx="0" w14:ky="0" w14:algn="tl">
-                                  <w14:schemeClr w14:val="dk1">
-                                    <w14:alpha w14:val="60000"/>
-                                  </w14:schemeClr>
-                                </w14:shadow>
-                                <w14:textOutline w14:w="0" w14:cap="flat" w14:cmpd="sng" w14:algn="ctr">
-                                  <w14:noFill/>
-                                  <w14:prstDash w14:val="solid"/>
-                                  <w14:round/>
-                                </w14:textOutline>
-                              </w:rPr>
-                              <w:t>Ứng</w:t>
-                            </w:r>
-                            <w:proofErr w:type="spellEnd"/>
-                            <w:r>
-                              <w:rPr>
-                                <w:rFonts w:ascii="Times New Roman" w:hAnsi="Times New Roman" w:cs="Times New Roman"/>
-                                <w:color w:val="000000" w:themeColor="text1"/>
-                                <w:spacing w:val="-4"/>
-                                <w:sz w:val="32"/>
-                                <w14:shadow w14:blurRad="38100" w14:dist="19050" w14:dir="2700000" w14:sx="100000" w14:sy="100000" w14:kx="0" w14:ky="0" w14:algn="tl">
-                                  <w14:schemeClr w14:val="dk1">
-                                    <w14:alpha w14:val="60000"/>
-                                  </w14:schemeClr>
-                                </w14:shadow>
-                                <w14:textOutline w14:w="0" w14:cap="flat" w14:cmpd="sng" w14:algn="ctr">
-                                  <w14:noFill/>
-                                  <w14:prstDash w14:val="solid"/>
-                                  <w14:round/>
-                                </w14:textOutline>
-                              </w:rPr>
-                              <w:t xml:space="preserve"> </w:t>
-                            </w:r>
-                            <w:proofErr w:type="spellStart"/>
-                            <w:r>
-                              <w:rPr>
-                                <w:rFonts w:ascii="Times New Roman" w:hAnsi="Times New Roman" w:cs="Times New Roman"/>
-                                <w:color w:val="000000" w:themeColor="text1"/>
-                                <w:spacing w:val="-4"/>
-                                <w:sz w:val="32"/>
-                                <w14:shadow w14:blurRad="38100" w14:dist="19050" w14:dir="2700000" w14:sx="100000" w14:sy="100000" w14:kx="0" w14:ky="0" w14:algn="tl">
-                                  <w14:schemeClr w14:val="dk1">
-                                    <w14:alpha w14:val="60000"/>
-                                  </w14:schemeClr>
-                                </w14:shadow>
-                                <w14:textOutline w14:w="0" w14:cap="flat" w14:cmpd="sng" w14:algn="ctr">
-                                  <w14:noFill/>
-                                  <w14:prstDash w14:val="solid"/>
-                                  <w14:round/>
-                                </w14:textOutline>
-                              </w:rPr>
-                              <w:t>dụng</w:t>
-                            </w:r>
-                            <w:proofErr w:type="spellEnd"/>
-                            <w:r>
-                              <w:rPr>
-                                <w:rFonts w:ascii="Times New Roman" w:hAnsi="Times New Roman" w:cs="Times New Roman"/>
-                                <w:color w:val="000000" w:themeColor="text1"/>
-                                <w:spacing w:val="-4"/>
-                                <w:sz w:val="32"/>
-                                <w14:shadow w14:blurRad="38100" w14:dist="19050" w14:dir="2700000" w14:sx="100000" w14:sy="100000" w14:kx="0" w14:ky="0" w14:algn="tl">
-                                  <w14:schemeClr w14:val="dk1">
-                                    <w14:alpha w14:val="60000"/>
-                                  </w14:schemeClr>
-                                </w14:shadow>
-                                <w14:textOutline w14:w="0" w14:cap="flat" w14:cmpd="sng" w14:algn="ctr">
-                                  <w14:noFill/>
-                                  <w14:prstDash w14:val="solid"/>
-                                  <w14:round/>
-                                </w14:textOutline>
-                              </w:rPr>
-                              <w:t xml:space="preserve"> Trí </w:t>
-                            </w:r>
-                            <w:proofErr w:type="spellStart"/>
-                            <w:r>
-                              <w:rPr>
-                                <w:rFonts w:ascii="Times New Roman" w:hAnsi="Times New Roman" w:cs="Times New Roman"/>
-                                <w:color w:val="000000" w:themeColor="text1"/>
-                                <w:spacing w:val="-4"/>
-                                <w:sz w:val="32"/>
-                                <w14:shadow w14:blurRad="38100" w14:dist="19050" w14:dir="2700000" w14:sx="100000" w14:sy="100000" w14:kx="0" w14:ky="0" w14:algn="tl">
-                                  <w14:schemeClr w14:val="dk1">
-                                    <w14:alpha w14:val="60000"/>
-                                  </w14:schemeClr>
-                                </w14:shadow>
-                                <w14:textOutline w14:w="0" w14:cap="flat" w14:cmpd="sng" w14:algn="ctr">
-                                  <w14:noFill/>
-                                  <w14:prstDash w14:val="solid"/>
-                                  <w14:round/>
-                                </w14:textOutline>
-                              </w:rPr>
-                              <w:t>tuệ</w:t>
-                            </w:r>
-                            <w:proofErr w:type="spellEnd"/>
-                            <w:r>
-                              <w:rPr>
-                                <w:rFonts w:ascii="Times New Roman" w:hAnsi="Times New Roman" w:cs="Times New Roman"/>
-                                <w:color w:val="000000" w:themeColor="text1"/>
-                                <w:spacing w:val="-4"/>
-                                <w:sz w:val="32"/>
-                                <w14:shadow w14:blurRad="38100" w14:dist="19050" w14:dir="2700000" w14:sx="100000" w14:sy="100000" w14:kx="0" w14:ky="0" w14:algn="tl">
-                                  <w14:schemeClr w14:val="dk1">
-                                    <w14:alpha w14:val="60000"/>
-                                  </w14:schemeClr>
-                                </w14:shadow>
-                                <w14:textOutline w14:w="0" w14:cap="flat" w14:cmpd="sng" w14:algn="ctr">
-                                  <w14:noFill/>
-                                  <w14:prstDash w14:val="solid"/>
-                                  <w14:round/>
-                                </w14:textOutline>
-                              </w:rPr>
-                              <w:t xml:space="preserve"> </w:t>
-                            </w:r>
-                            <w:proofErr w:type="spellStart"/>
-                            <w:r>
-                              <w:rPr>
-                                <w:rFonts w:ascii="Times New Roman" w:hAnsi="Times New Roman" w:cs="Times New Roman"/>
-                                <w:color w:val="000000" w:themeColor="text1"/>
-                                <w:spacing w:val="-4"/>
-                                <w:sz w:val="32"/>
-                                <w14:shadow w14:blurRad="38100" w14:dist="19050" w14:dir="2700000" w14:sx="100000" w14:sy="100000" w14:kx="0" w14:ky="0" w14:algn="tl">
-                                  <w14:schemeClr w14:val="dk1">
-                                    <w14:alpha w14:val="60000"/>
-                                  </w14:schemeClr>
-                                </w14:shadow>
-                                <w14:textOutline w14:w="0" w14:cap="flat" w14:cmpd="sng" w14:algn="ctr">
-                                  <w14:noFill/>
-                                  <w14:prstDash w14:val="solid"/>
-                                  <w14:round/>
-                                </w14:textOutline>
-                              </w:rPr>
-                              <w:t>nhân</w:t>
-                            </w:r>
-                            <w:proofErr w:type="spellEnd"/>
-                            <w:r>
-                              <w:rPr>
-                                <w:rFonts w:ascii="Times New Roman" w:hAnsi="Times New Roman" w:cs="Times New Roman"/>
-                                <w:color w:val="000000" w:themeColor="text1"/>
-                                <w:spacing w:val="-4"/>
-                                <w:sz w:val="32"/>
-                                <w14:shadow w14:blurRad="38100" w14:dist="19050" w14:dir="2700000" w14:sx="100000" w14:sy="100000" w14:kx="0" w14:ky="0" w14:algn="tl">
-                                  <w14:schemeClr w14:val="dk1">
-                                    <w14:alpha w14:val="60000"/>
-                                  </w14:schemeClr>
-                                </w14:shadow>
-                                <w14:textOutline w14:w="0" w14:cap="flat" w14:cmpd="sng" w14:algn="ctr">
-                                  <w14:noFill/>
-                                  <w14:prstDash w14:val="solid"/>
-                                  <w14:round/>
-                                </w14:textOutline>
-                              </w:rPr>
-                              <w:t xml:space="preserve"> </w:t>
-                            </w:r>
-                            <w:proofErr w:type="spellStart"/>
-                            <w:r>
-                              <w:rPr>
-                                <w:rFonts w:ascii="Times New Roman" w:hAnsi="Times New Roman" w:cs="Times New Roman"/>
-                                <w:color w:val="000000" w:themeColor="text1"/>
-                                <w:spacing w:val="-4"/>
-                                <w:sz w:val="32"/>
-                                <w14:shadow w14:blurRad="38100" w14:dist="19050" w14:dir="2700000" w14:sx="100000" w14:sy="100000" w14:kx="0" w14:ky="0" w14:algn="tl">
-                                  <w14:schemeClr w14:val="dk1">
-                                    <w14:alpha w14:val="60000"/>
-                                  </w14:schemeClr>
-                                </w14:shadow>
-                                <w14:textOutline w14:w="0" w14:cap="flat" w14:cmpd="sng" w14:algn="ctr">
-                                  <w14:noFill/>
-                                  <w14:prstDash w14:val="solid"/>
-                                  <w14:round/>
-                                </w14:textOutline>
-                              </w:rPr>
-                              <w:t>tạo</w:t>
-                            </w:r>
-                            <w:proofErr w:type="spellEnd"/>
-                          </w:p>
-                          <w:p>
-                            <w:pPr>
-                              <w:jc w:val="center"/>
-                            </w:pPr>
-                            <w:proofErr w:type="spellStart"/>
-                            <w:r>
-                              <w:rPr>
-                                <w:rFonts w:ascii="Times New Roman" w:hAnsi="Times New Roman" w:cs="Times New Roman"/>
-                                <w:color w:val="000000" w:themeColor="text1"/>
-                                <w:sz w:val="32"/>
-                                <w14:shadow w14:blurRad="38100" w14:dist="19050" w14:dir="2700000" w14:sx="100000" w14:sy="100000" w14:kx="0" w14:ky="0" w14:algn="tl">
-                                  <w14:schemeClr w14:val="dk1">
-                                    <w14:alpha w14:val="60000"/>
-                                  </w14:schemeClr>
-                                </w14:shadow>
-                                <w14:textOutline w14:w="0" w14:cap="flat" w14:cmpd="sng" w14:algn="ctr">
-                                  <w14:noFill/>
-                                  <w14:prstDash w14:val="solid"/>
-                                  <w14:round/>
-                                </w14:textOutline>
-                              </w:rPr>
-                              <w:t>Lớp</w:t>
-                            </w:r>
-                            <w:proofErr w:type="spellEnd"/>
-                            <w:r>
-                              <w:rPr>
-                                <w:rFonts w:ascii="Times New Roman" w:hAnsi="Times New Roman" w:cs="Times New Roman"/>
-                                <w:color w:val="000000" w:themeColor="text1"/>
-                                <w:sz w:val="32"/>
-                                <w14:shadow w14:blurRad="38100" w14:dist="19050" w14:dir="2700000" w14:sx="100000" w14:sy="100000" w14:kx="0" w14:ky="0" w14:algn="tl">
-                                  <w14:schemeClr w14:val="dk1">
-                                    <w14:alpha w14:val="60000"/>
-                                  </w14:schemeClr>
-                                </w14:shadow>
-                                <w14:textOutline w14:w="0" w14:cap="flat" w14:cmpd="sng" w14:algn="ctr">
-                                  <w14:noFill/>
-                                  <w14:prstDash w14:val="solid"/>
-                                  <w14:round/>
-                                </w14:textOutline>
-                              </w:rPr>
-                              <w:t>: CNTT K</w:t>
-                            </w:r>
-                            <w:r>
-                              <w:rPr>
-                                <w:rFonts w:ascii="Times New Roman" w:hAnsi="Times New Roman" w:cs="Times New Roman"/>
-                                <w:color w:val="000000" w:themeColor="text1"/>
-                                <w:sz w:val="32"/>
-                                <w14:shadow w14:blurRad="38100" w14:dist="19050" w14:dir="2700000" w14:sx="100000" w14:sy="100000" w14:kx="0" w14:ky="0" w14:algn="tl">
-                                  <w14:schemeClr w14:val="dk1">
-                                    <w14:alpha w14:val="60000"/>
-                                  </w14:schemeClr>
-                                </w14:shadow>
-                                <w14:textOutline w14:w="0" w14:cap="flat" w14:cmpd="sng" w14:algn="ctr">
-                                  <w14:noFill/>
-                                  <w14:prstDash w14:val="solid"/>
-                                  <w14:round/>
-                                </w14:textOutline>
-                              </w:rPr>
-                              <w:t>2</w:t>
-                            </w:r>
-                            <w:r>
-                              <w:rPr>
-                                <w:rFonts w:ascii="Times New Roman" w:hAnsi="Times New Roman" w:cs="Times New Roman"/>
-                                <w:color w:val="000000" w:themeColor="text1"/>
-                                <w:sz w:val="32"/>
-                                <w14:shadow w14:blurRad="38100" w14:dist="19050" w14:dir="2700000" w14:sx="100000" w14:sy="100000" w14:kx="0" w14:ky="0" w14:algn="tl">
-                                  <w14:schemeClr w14:val="dk1">
-                                    <w14:alpha w14:val="60000"/>
-                                  </w14:schemeClr>
-                                </w14:shadow>
-                                <w14:textOutline w14:w="0" w14:cap="flat" w14:cmpd="sng" w14:algn="ctr">
-                                  <w14:noFill/>
-                                  <w14:prstDash w14:val="solid"/>
-                                  <w14:round/>
-                                </w14:textOutline>
-                              </w:rPr>
-                              <w:t>3</w:t>
-                            </w:r>
-                            <w:r>
-                              <w:rPr>
-                                <w:rFonts w:ascii="Times New Roman" w:hAnsi="Times New Roman" w:cs="Times New Roman"/>
-                                <w:color w:val="000000" w:themeColor="text1"/>
-                                <w:sz w:val="32"/>
-                                <w14:shadow w14:blurRad="38100" w14:dist="19050" w14:dir="2700000" w14:sx="100000" w14:sy="100000" w14:kx="0" w14:ky="0" w14:algn="tl">
-                                  <w14:schemeClr w14:val="dk1">
-                                    <w14:alpha w14:val="60000"/>
-                                  </w14:schemeClr>
-                                </w14:shadow>
-                                <w14:textOutline w14:w="0" w14:cap="flat" w14:cmpd="sng" w14:algn="ctr">
-                                  <w14:noFill/>
-                                  <w14:prstDash w14:val="solid"/>
-                                  <w14:round/>
-                                </w14:textOutline>
-                              </w:rPr>
-                              <w:t>D</w:t>
-                            </w:r>
-                          </w:p>
-                        </w:txbxContent>
-                      </wps:txbx>
-                      <wps:bodyPr rot="0" spcFirstLastPara="0" vertOverflow="overflow" horzOverflow="overflow" vert="horz" wrap="square" lIns="0" tIns="0" rIns="0" bIns="45720" numCol="1" spcCol="0" rtlCol="0" fromWordArt="0" anchor="ctr" anchorCtr="0" forceAA="0" compatLnSpc="1">
-                        <a:prstTxWarp prst="textNoShape">
-                          <a:avLst/>
-                        </a:prstTxWarp>
-                        <a:noAutofit/>
-                      </wps:bodyPr>
-                    </wps:wsp>
-                  </a:graphicData>
-                </a:graphic>
-                <wp14:sizeRelH relativeFrom="margin">
-                  <wp14:pctWidth>0</wp14:pctWidth>
-                </wp14:sizeRelH>
-                <wp14:sizeRelV relativeFrom="margin">
-                  <wp14:pctHeight>0</wp14:pctHeight>
-                </wp14:sizeRelV>
-              </wp:anchor>
-            </w:drawing>
-          </mc:Choice>
-          <mc:Fallback>
-            <w:pict>
-              <v:oval w14:anchorId="00A7416A" id="Oval 2" o:spid="_x0000_s1027" style="position:absolute;left:0;text-align:left;margin-left:34.5pt;margin-top:.45pt;width:340.15pt;height:340.15pt;z-index:251661312;visibility:visible;mso-wrap-style:square;mso-width-percent:0;mso-height-percent:0;mso-wrap-distance-left:9pt;mso-wrap-distance-top:0;mso-wrap-distance-right:9pt;mso-wrap-distance-bottom:0;mso-position-horizontal:absolute;mso-position-horizontal-relative:margin;mso-position-vertical:absolute;mso-position-vertical-relative:text;mso-width-percent:0;mso-height-percent:0;mso-width-relative:margin;mso-height-relative:margin;v-text-anchor:middle" o:gfxdata="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" fillcolor="#d9e2f3 [660]" strokecolor="blue" strokeweight="1pt">
-                <v:stroke joinstyle="miter"/>
-                <v:path arrowok="t"/>
-                <o:lock v:ext="edit" aspectratio="t"/>
-                <v:textbox inset="0,0,0">
-                  <w:txbxContent>
-                    <w:p>
-                      <w:pPr>
-                        <w:jc w:val="center"/>
-                        <w:rPr>
-                          <w:rFonts w:ascii="Times New Roman" w:hAnsi="Times New Roman" w:cs="Times New Roman"/>
-                          <w:b/>
-                          <w:color w:val="000000" w:themeColor="text1"/>
-                          <w:sz w:val="32"/>
-                          <w14:shadow w14:blurRad="38100" w14:dist="19050" w14:dir="2700000" w14:sx="100000" w14:sy="100000" w14:kx="0" w14:ky="0" w14:algn="tl">
-                            <w14:schemeClr w14:val="dk1">
-                              <w14:alpha w14:val="60000"/>
-                            </w14:schemeClr>
-                          </w14:shadow>
-                          <w14:textOutline w14:w="0" w14:cap="flat" w14:cmpd="sng" w14:algn="ctr">
-                            <w14:noFill/>
-                            <w14:prstDash w14:val="solid"/>
-                            <w14:round/>
-                          </w14:textOutline>
-                        </w:rPr>
-                      </w:pPr>
-                      <w:r>
-                        <w:rPr>
-                          <w:rFonts w:ascii="Times New Roman" w:hAnsi="Times New Roman" w:cs="Times New Roman"/>
-                          <w:b/>
-                          <w:color w:val="000000" w:themeColor="text1"/>
-                          <w:sz w:val="32"/>
-                          <w14:shadow w14:blurRad="38100" w14:dist="19050" w14:dir="2700000" w14:sx="100000" w14:sy="100000" w14:kx="0" w14:ky="0" w14:algn="tl">
-                            <w14:schemeClr w14:val="dk1">
-                              <w14:alpha w14:val="60000"/>
-                            </w14:schemeClr>
-                          </w14:shadow>
-                          <w14:textOutline w14:w="0" w14:cap="flat" w14:cmpd="sng" w14:algn="ctr">
-                            <w14:noFill/>
-                            <w14:prstDash w14:val="solid"/>
-                            <w14:round/>
-                          </w14:textOutline>
-                        </w:rPr>
-                        <w:t>NHÓM 01</w:t>
-                      </w:r>
-                      <w:r>
-                        <w:rPr>
-                          <w:rFonts w:ascii="Times New Roman" w:hAnsi="Times New Roman" w:cs="Times New Roman"/>
-                          <w:b/>
-                          <w:color w:val="000000" w:themeColor="text1"/>
-                          <w:sz w:val="32"/>
-                          <w14:shadow w14:blurRad="38100" w14:dist="19050" w14:dir="2700000" w14:sx="100000" w14:sy="100000" w14:kx="0" w14:ky="0" w14:algn="tl">
-                            <w14:schemeClr w14:val="dk1">
-                              <w14:alpha w14:val="60000"/>
-                            </w14:schemeClr>
-                          </w14:shadow>
-                          <w14:textOutline w14:w="0" w14:cap="flat" w14:cmpd="sng" w14:algn="ctr">
-                            <w14:noFill/>
-                            <w14:prstDash w14:val="solid"/>
-                            <w14:round/>
-                          </w14:textOutline>
-                        </w:rPr>
-                        <w:t>:</w:t>
-                      </w:r>
-                    </w:p>
-                    <w:p>
-                      <w:pPr>
-                        <w:jc w:val="center"/>
-                        <w:rPr>
-                          <w:rFonts w:ascii="Times New Roman" w:hAnsi="Times New Roman" w:cs="Times New Roman"/>
-                          <w:color w:val="000000" w:themeColor="text1"/>
-                          <w:sz w:val="32"/>
-                          <w14:shadow w14:blurRad="38100" w14:dist="19050" w14:dir="2700000" w14:sx="100000" w14:sy="100000" w14:kx="0" w14:ky="0" w14:algn="tl">
-                            <w14:schemeClr w14:val="dk1">
-                              <w14:alpha w14:val="60000"/>
-                            </w14:schemeClr>
-                          </w14:shadow>
-                          <w14:textOutline w14:w="0" w14:cap="flat" w14:cmpd="sng" w14:algn="ctr">
-                            <w14:noFill/>
-                            <w14:prstDash w14:val="solid"/>
-                            <w14:round/>
-                          </w14:textOutline>
-                        </w:rPr>
-                      </w:pPr>
-                      <w:proofErr w:type="spellStart"/>
-                      <w:r>
-                        <w:rPr>
-                          <w:rFonts w:ascii="Times New Roman" w:hAnsi="Times New Roman" w:cs="Times New Roman"/>
-                          <w:color w:val="000000" w:themeColor="text1"/>
-                          <w:sz w:val="28"/>
-                          <w:szCs w:val="20"/>
-                          <w14:shadow w14:blurRad="38100" w14:dist="19050" w14:dir="2700000" w14:sx="100000" w14:sy="100000" w14:kx="0" w14:ky="0" w14:algn="tl">
-                            <w14:schemeClr w14:val="dk1">
-                              <w14:alpha w14:val="60000"/>
-                            </w14:schemeClr>
-                          </w14:shadow>
-                          <w14:textOutline w14:w="0" w14:cap="flat" w14:cmpd="sng" w14:algn="ctr">
-                            <w14:noFill/>
-                            <w14:prstDash w14:val="solid"/>
-                            <w14:round/>
-                          </w14:textOutline>
-                        </w:rPr>
-                        <w:t>Hệ</w:t>
-                      </w:r>
-                      <w:proofErr w:type="spellEnd"/>
-                      <w:r>
-                        <w:rPr>
-                          <w:rFonts w:ascii="Times New Roman" w:hAnsi="Times New Roman" w:cs="Times New Roman"/>
-                          <w:color w:val="000000" w:themeColor="text1"/>
-                          <w:sz w:val="28"/>
-                          <w:szCs w:val="20"/>
-                          <w14:shadow w14:blurRad="38100" w14:dist="19050" w14:dir="2700000" w14:sx="100000" w14:sy="100000" w14:kx="0" w14:ky="0" w14:algn="tl">
-                            <w14:schemeClr w14:val="dk1">
-                              <w14:alpha w14:val="60000"/>
-                            </w14:schemeClr>
-                          </w14:shadow>
-                          <w14:textOutline w14:w="0" w14:cap="flat" w14:cmpd="sng" w14:algn="ctr">
-                            <w14:noFill/>
-                            <w14:prstDash w14:val="solid"/>
-                            <w14:round/>
-                          </w14:textOutline>
-                        </w:rPr>
-                        <w:t xml:space="preserve"> </w:t>
-                      </w:r>
-                      <w:proofErr w:type="spellStart"/>
-                      <w:r>
-                        <w:rPr>
-                          <w:rFonts w:ascii="Times New Roman" w:hAnsi="Times New Roman" w:cs="Times New Roman"/>
-                          <w:color w:val="000000" w:themeColor="text1"/>
-                          <w:sz w:val="28"/>
-                          <w:szCs w:val="20"/>
-                          <w14:shadow w14:blurRad="38100" w14:dist="19050" w14:dir="2700000" w14:sx="100000" w14:sy="100000" w14:kx="0" w14:ky="0" w14:algn="tl">
-                            <w14:schemeClr w14:val="dk1">
-                              <w14:alpha w14:val="60000"/>
-                            </w14:schemeClr>
-                          </w14:shadow>
-                          <w14:textOutline w14:w="0" w14:cap="flat" w14:cmpd="sng" w14:algn="ctr">
-                            <w14:noFill/>
-                            <w14:prstDash w14:val="solid"/>
-                            <w14:round/>
-                          </w14:textOutline>
-                        </w:rPr>
-                        <w:t>thống</w:t>
-                      </w:r>
-                      <w:proofErr w:type="spellEnd"/>
-                      <w:r>
-                        <w:rPr>
-                          <w:rFonts w:ascii="Times New Roman" w:hAnsi="Times New Roman" w:cs="Times New Roman"/>
-                          <w:color w:val="000000" w:themeColor="text1"/>
-                          <w:sz w:val="28"/>
-                          <w:szCs w:val="20"/>
-                          <w14:shadow w14:blurRad="38100" w14:dist="19050" w14:dir="2700000" w14:sx="100000" w14:sy="100000" w14:kx="0" w14:ky="0" w14:algn="tl">
-                            <w14:schemeClr w14:val="dk1">
-                              <w14:alpha w14:val="60000"/>
-                            </w14:schemeClr>
-                          </w14:shadow>
-                          <w14:textOutline w14:w="0" w14:cap="flat" w14:cmpd="sng" w14:algn="ctr">
-                            <w14:noFill/>
-                            <w14:prstDash w14:val="solid"/>
-                            <w14:round/>
-                          </w14:textOutline>
-                        </w:rPr>
-                        <w:t xml:space="preserve"> </w:t>
-                      </w:r>
-                      <w:proofErr w:type="spellStart"/>
-                      <w:r>
-                        <w:rPr>
-                          <w:rFonts w:ascii="Times New Roman" w:hAnsi="Times New Roman" w:cs="Times New Roman"/>
-                          <w:color w:val="000000" w:themeColor="text1"/>
-                          <w:sz w:val="28"/>
-                          <w:szCs w:val="20"/>
-                          <w14:shadow w14:blurRad="38100" w14:dist="19050" w14:dir="2700000" w14:sx="100000" w14:sy="100000" w14:kx="0" w14:ky="0" w14:algn="tl">
-                            <w14:schemeClr w14:val="dk1">
-                              <w14:alpha w14:val="60000"/>
-                            </w14:schemeClr>
-                          </w14:shadow>
-                          <w14:textOutline w14:w="0" w14:cap="flat" w14:cmpd="sng" w14:algn="ctr">
-                            <w14:noFill/>
-                            <w14:prstDash w14:val="solid"/>
-                            <w14:round/>
-                          </w14:textOutline>
-                        </w:rPr>
-                        <w:t>quản</w:t>
-                      </w:r>
-                      <w:proofErr w:type="spellEnd"/>
-                      <w:r>
-                        <w:rPr>
-                          <w:rFonts w:ascii="Times New Roman" w:hAnsi="Times New Roman" w:cs="Times New Roman"/>
-                          <w:color w:val="000000" w:themeColor="text1"/>
-                          <w:sz w:val="28"/>
-                          <w:szCs w:val="20"/>
-                          <w14:shadow w14:blurRad="38100" w14:dist="19050" w14:dir="2700000" w14:sx="100000" w14:sy="100000" w14:kx="0" w14:ky="0" w14:algn="tl">
-                            <w14:schemeClr w14:val="dk1">
-                              <w14:alpha w14:val="60000"/>
-                            </w14:schemeClr>
-                          </w14:shadow>
-                          <w14:textOutline w14:w="0" w14:cap="flat" w14:cmpd="sng" w14:algn="ctr">
-                            <w14:noFill/>
-                            <w14:prstDash w14:val="solid"/>
-                            <w14:round/>
-                          </w14:textOutline>
-                        </w:rPr>
-                        <w:t xml:space="preserve"> </w:t>
-                      </w:r>
-                      <w:proofErr w:type="spellStart"/>
-                      <w:r>
-                        <w:rPr>
-                          <w:rFonts w:ascii="Times New Roman" w:hAnsi="Times New Roman" w:cs="Times New Roman"/>
-                          <w:color w:val="000000" w:themeColor="text1"/>
-                          <w:sz w:val="28"/>
-                          <w:szCs w:val="20"/>
-                          <w14:shadow w14:blurRad="38100" w14:dist="19050" w14:dir="2700000" w14:sx="100000" w14:sy="100000" w14:kx="0" w14:ky="0" w14:algn="tl">
-                            <w14:schemeClr w14:val="dk1">
-                              <w14:alpha w14:val="60000"/>
-                            </w14:schemeClr>
-                          </w14:shadow>
-                          <w14:textOutline w14:w="0" w14:cap="flat" w14:cmpd="sng" w14:algn="ctr">
-                            <w14:noFill/>
-                            <w14:prstDash w14:val="solid"/>
-                            <w14:round/>
-                          </w14:textOutline>
-                        </w:rPr>
-                        <w:t>lý</w:t>
-                      </w:r>
-                      <w:proofErr w:type="spellEnd"/>
-                      <w:r>
-                        <w:rPr>
-                          <w:rFonts w:ascii="Times New Roman" w:hAnsi="Times New Roman" w:cs="Times New Roman"/>
-                          <w:color w:val="000000" w:themeColor="text1"/>
-                          <w:sz w:val="28"/>
-                          <w:szCs w:val="20"/>
-                          <w14:shadow w14:blurRad="38100" w14:dist="19050" w14:dir="2700000" w14:sx="100000" w14:sy="100000" w14:kx="0" w14:ky="0" w14:algn="tl">
-                            <w14:schemeClr w14:val="dk1">
-                              <w14:alpha w14:val="60000"/>
-                            </w14:schemeClr>
-                          </w14:shadow>
-                          <w14:textOutline w14:w="0" w14:cap="flat" w14:cmpd="sng" w14:algn="ctr">
-                            <w14:noFill/>
-                            <w14:prstDash w14:val="solid"/>
-                            <w14:round/>
-                          </w14:textOutline>
-                        </w:rPr>
-                        <w:t xml:space="preserve"> </w:t>
-                      </w:r>
-                      <w:proofErr w:type="spellStart"/>
-                      <w:r>
-                        <w:rPr>
-                          <w:rFonts w:ascii="Times New Roman" w:hAnsi="Times New Roman" w:cs="Times New Roman"/>
-                          <w:color w:val="000000" w:themeColor="text1"/>
-                          <w:sz w:val="28"/>
-                          <w:szCs w:val="20"/>
-                          <w14:shadow w14:blurRad="38100" w14:dist="19050" w14:dir="2700000" w14:sx="100000" w14:sy="100000" w14:kx="0" w14:ky="0" w14:algn="tl">
-                            <w14:schemeClr w14:val="dk1">
-                              <w14:alpha w14:val="60000"/>
-                            </w14:schemeClr>
-                          </w14:shadow>
-                          <w14:textOutline w14:w="0" w14:cap="flat" w14:cmpd="sng" w14:algn="ctr">
-                            <w14:noFill/>
-                            <w14:prstDash w14:val="solid"/>
-                            <w14:round/>
-                          </w14:textOutline>
-                        </w:rPr>
-                        <w:t>bán</w:t>
-                      </w:r>
-                      <w:proofErr w:type="spellEnd"/>
-                      <w:r>
-                        <w:rPr>
-                          <w:rFonts w:ascii="Times New Roman" w:hAnsi="Times New Roman" w:cs="Times New Roman"/>
-                          <w:color w:val="000000" w:themeColor="text1"/>
-                          <w:sz w:val="28"/>
-                          <w:szCs w:val="20"/>
-                          <w14:shadow w14:blurRad="38100" w14:dist="19050" w14:dir="2700000" w14:sx="100000" w14:sy="100000" w14:kx="0" w14:ky="0" w14:algn="tl">
-                            <w14:schemeClr w14:val="dk1">
-                              <w14:alpha w14:val="60000"/>
-                            </w14:schemeClr>
-                          </w14:shadow>
-                          <w14:textOutline w14:w="0" w14:cap="flat" w14:cmpd="sng" w14:algn="ctr">
-                            <w14:noFill/>
-                            <w14:prstDash w14:val="solid"/>
-                            <w14:round/>
-                          </w14:textOutline>
-                        </w:rPr>
-                        <w:t xml:space="preserve"> </w:t>
-                      </w:r>
-                      <w:proofErr w:type="spellStart"/>
-                      <w:r>
-                        <w:rPr>
-                          <w:rFonts w:ascii="Times New Roman" w:hAnsi="Times New Roman" w:cs="Times New Roman"/>
-                          <w:color w:val="000000" w:themeColor="text1"/>
-                          <w:sz w:val="28"/>
-                          <w:szCs w:val="20"/>
-                          <w14:shadow w14:blurRad="38100" w14:dist="19050" w14:dir="2700000" w14:sx="100000" w14:sy="100000" w14:kx="0" w14:ky="0" w14:algn="tl">
-                            <w14:schemeClr w14:val="dk1">
-                              <w14:alpha w14:val="60000"/>
-                            </w14:schemeClr>
-                          </w14:shadow>
-                          <w14:textOutline w14:w="0" w14:cap="flat" w14:cmpd="sng" w14:algn="ctr">
-                            <w14:noFill/>
-                            <w14:prstDash w14:val="solid"/>
-                            <w14:round/>
-                          </w14:textOutline>
-                        </w:rPr>
-                        <w:t>hàng</w:t>
-                      </w:r>
-                      <w:proofErr w:type="spellEnd"/>
-                      <w:r>
-                        <w:rPr>
-                          <w:rFonts w:ascii="Times New Roman" w:hAnsi="Times New Roman" w:cs="Times New Roman"/>
-                          <w:color w:val="000000" w:themeColor="text1"/>
-                          <w:sz w:val="28"/>
-                          <w:szCs w:val="20"/>
-                          <w14:shadow w14:blurRad="38100" w14:dist="19050" w14:dir="2700000" w14:sx="100000" w14:sy="100000" w14:kx="0" w14:ky="0" w14:algn="tl">
-                            <w14:schemeClr w14:val="dk1">
-                              <w14:alpha w14:val="60000"/>
-                            </w14:schemeClr>
-                          </w14:shadow>
-                          <w14:textOutline w14:w="0" w14:cap="flat" w14:cmpd="sng" w14:algn="ctr">
-                            <w14:noFill/>
-                            <w14:prstDash w14:val="solid"/>
-                            <w14:round/>
-                          </w14:textOutline>
-                        </w:rPr>
-                        <w:t xml:space="preserve"> </w:t>
-                      </w:r>
-                      <w:proofErr w:type="spellStart"/>
-                      <w:r>
-                        <w:rPr>
-                          <w:rFonts w:ascii="Times New Roman" w:hAnsi="Times New Roman" w:cs="Times New Roman"/>
-                          <w:color w:val="000000" w:themeColor="text1"/>
-                          <w:sz w:val="28"/>
-                          <w:szCs w:val="20"/>
-                          <w14:shadow w14:blurRad="38100" w14:dist="19050" w14:dir="2700000" w14:sx="100000" w14:sy="100000" w14:kx="0" w14:ky="0" w14:algn="tl">
-                            <w14:schemeClr w14:val="dk1">
-                              <w14:alpha w14:val="60000"/>
-                            </w14:schemeClr>
-                          </w14:shadow>
-                          <w14:textOutline w14:w="0" w14:cap="flat" w14:cmpd="sng" w14:algn="ctr">
-                            <w14:noFill/>
-                            <w14:prstDash w14:val="solid"/>
-                            <w14:round/>
-                          </w14:textOutline>
-                        </w:rPr>
-                        <w:t>có</w:t>
-                      </w:r>
-                      <w:proofErr w:type="spellEnd"/>
-                      <w:r>
-                        <w:rPr>
-                          <w:rFonts w:ascii="Times New Roman" w:hAnsi="Times New Roman" w:cs="Times New Roman"/>
-                          <w:color w:val="000000" w:themeColor="text1"/>
-                          <w:sz w:val="28"/>
-                          <w:szCs w:val="20"/>
-                          <w14:shadow w14:blurRad="38100" w14:dist="19050" w14:dir="2700000" w14:sx="100000" w14:sy="100000" w14:kx="0" w14:ky="0" w14:algn="tl">
-                            <w14:schemeClr w14:val="dk1">
-                              <w14:alpha w14:val="60000"/>
-                            </w14:schemeClr>
-                          </w14:shadow>
-                          <w14:textOutline w14:w="0" w14:cap="flat" w14:cmpd="sng" w14:algn="ctr">
-                            <w14:noFill/>
-                            <w14:prstDash w14:val="solid"/>
-                            <w14:round/>
-                          </w14:textOutline>
-                        </w:rPr>
-                        <w:t xml:space="preserve"> </w:t>
-                      </w:r>
-                      <w:proofErr w:type="spellStart"/>
-                      <w:r>
-                        <w:rPr>
-                          <w:rFonts w:ascii="Times New Roman" w:hAnsi="Times New Roman" w:cs="Times New Roman"/>
-                          <w:color w:val="000000" w:themeColor="text1"/>
-                          <w:sz w:val="28"/>
-                          <w:szCs w:val="20"/>
-                          <w14:shadow w14:blurRad="38100" w14:dist="19050" w14:dir="2700000" w14:sx="100000" w14:sy="100000" w14:kx="0" w14:ky="0" w14:algn="tl">
-                            <w14:schemeClr w14:val="dk1">
-                              <w14:alpha w14:val="60000"/>
-                            </w14:schemeClr>
-                          </w14:shadow>
-                          <w14:textOutline w14:w="0" w14:cap="flat" w14:cmpd="sng" w14:algn="ctr">
-                            <w14:noFill/>
-                            <w14:prstDash w14:val="solid"/>
-                            <w14:round/>
-                          </w14:textOutline>
-                        </w:rPr>
-                        <w:t>tích</w:t>
-                      </w:r>
-                      <w:proofErr w:type="spellEnd"/>
-                      <w:r>
-                        <w:rPr>
-                          <w:rFonts w:ascii="Times New Roman" w:hAnsi="Times New Roman" w:cs="Times New Roman"/>
-                          <w:color w:val="000000" w:themeColor="text1"/>
-                          <w:sz w:val="28"/>
-                          <w:szCs w:val="20"/>
-                          <w14:shadow w14:blurRad="38100" w14:dist="19050" w14:dir="2700000" w14:sx="100000" w14:sy="100000" w14:kx="0" w14:ky="0" w14:algn="tl">
-                            <w14:schemeClr w14:val="dk1">
-                              <w14:alpha w14:val="60000"/>
-                            </w14:schemeClr>
-                          </w14:shadow>
-                          <w14:textOutline w14:w="0" w14:cap="flat" w14:cmpd="sng" w14:algn="ctr">
-                            <w14:noFill/>
-                            <w14:prstDash w14:val="solid"/>
-                            <w14:round/>
-                          </w14:textOutline>
-                        </w:rPr>
-                        <w:t xml:space="preserve"> </w:t>
-                      </w:r>
-                      <w:proofErr w:type="spellStart"/>
-                      <w:r>
-                        <w:rPr>
-                          <w:rFonts w:ascii="Times New Roman" w:hAnsi="Times New Roman" w:cs="Times New Roman"/>
-                          <w:color w:val="000000" w:themeColor="text1"/>
-                          <w:sz w:val="28"/>
-                          <w:szCs w:val="20"/>
-                          <w14:shadow w14:blurRad="38100" w14:dist="19050" w14:dir="2700000" w14:sx="100000" w14:sy="100000" w14:kx="0" w14:ky="0" w14:algn="tl">
-                            <w14:schemeClr w14:val="dk1">
-                              <w14:alpha w14:val="60000"/>
-                            </w14:schemeClr>
-                          </w14:shadow>
-                          <w14:textOutline w14:w="0" w14:cap="flat" w14:cmpd="sng" w14:algn="ctr">
-                            <w14:noFill/>
-                            <w14:prstDash w14:val="solid"/>
-                            <w14:round/>
-                          </w14:textOutline>
-                        </w:rPr>
-                        <w:t>hợp</w:t>
-                      </w:r>
-                      <w:proofErr w:type="spellEnd"/>
-                      <w:r>
-                        <w:rPr>
-                          <w:rFonts w:ascii="Times New Roman" w:hAnsi="Times New Roman" w:cs="Times New Roman"/>
-                          <w:color w:val="000000" w:themeColor="text1"/>
-                          <w:sz w:val="28"/>
-                          <w:szCs w:val="20"/>
-                          <w14:shadow w14:blurRad="38100" w14:dist="19050" w14:dir="2700000" w14:sx="100000" w14:sy="100000" w14:kx="0" w14:ky="0" w14:algn="tl">
-                            <w14:schemeClr w14:val="dk1">
-                              <w14:alpha w14:val="60000"/>
-                            </w14:schemeClr>
-                          </w14:shadow>
-                          <w14:textOutline w14:w="0" w14:cap="flat" w14:cmpd="sng" w14:algn="ctr">
-                            <w14:noFill/>
-                            <w14:prstDash w14:val="solid"/>
-                            <w14:round/>
-                          </w14:textOutline>
-                        </w:rPr>
-                        <w:t xml:space="preserve"> AI</w:t>
-                      </w:r>
-                    </w:p>
-                    <w:p>
-                      <w:pPr>
-                        <w:jc w:val="center"/>
-                        <w:rPr>
-                          <w:rFonts w:ascii="Times New Roman" w:hAnsi="Times New Roman" w:cs="Times New Roman"/>
-                          <w:color w:val="000000" w:themeColor="text1"/>
-                          <w:sz w:val="32"/>
-                          <w14:shadow w14:blurRad="38100" w14:dist="19050" w14:dir="2700000" w14:sx="100000" w14:sy="100000" w14:kx="0" w14:ky="0" w14:algn="tl">
-                            <w14:schemeClr w14:val="dk1">
-                              <w14:alpha w14:val="60000"/>
-                            </w14:schemeClr>
-                          </w14:shadow>
-                          <w14:textOutline w14:w="0" w14:cap="flat" w14:cmpd="sng" w14:algn="ctr">
-                            <w14:noFill/>
-                            <w14:prstDash w14:val="solid"/>
-                            <w14:round/>
-                          </w14:textOutline>
-                        </w:rPr>
-                      </w:pPr>
-                    </w:p>
-                    <w:p>
-                      <w:pPr>
-                        <w:jc w:val="center"/>
-                        <w:rPr>
-                          <w:rFonts w:ascii="Times New Roman" w:hAnsi="Times New Roman" w:cs="Times New Roman"/>
-                          <w:color w:val="000000" w:themeColor="text1"/>
-                          <w:sz w:val="32"/>
-                          <w14:shadow w14:blurRad="38100" w14:dist="19050" w14:dir="2700000" w14:sx="100000" w14:sy="100000" w14:kx="0" w14:ky="0" w14:algn="tl">
-                            <w14:schemeClr w14:val="dk1">
-                              <w14:alpha w14:val="60000"/>
-                            </w14:schemeClr>
-                          </w14:shadow>
-                          <w14:textOutline w14:w="0" w14:cap="flat" w14:cmpd="sng" w14:algn="ctr">
-                            <w14:noFill/>
-                            <w14:prstDash w14:val="solid"/>
-                            <w14:round/>
-                          </w14:textOutline>
-                        </w:rPr>
-                      </w:pPr>
-                    </w:p>
-                    <w:p>
-                      <w:pPr>
-                        <w:jc w:val="center"/>
-                        <w:rPr>
-                          <w:rFonts w:ascii="Times New Roman" w:hAnsi="Times New Roman" w:cs="Times New Roman"/>
-                          <w:color w:val="000000" w:themeColor="text1"/>
-                          <w:sz w:val="32"/>
-                          <w14:shadow w14:blurRad="38100" w14:dist="19050" w14:dir="2700000" w14:sx="100000" w14:sy="100000" w14:kx="0" w14:ky="0" w14:algn="tl">
-                            <w14:schemeClr w14:val="dk1">
-                              <w14:alpha w14:val="60000"/>
-                            </w14:schemeClr>
-                          </w14:shadow>
-                          <w14:textOutline w14:w="0" w14:cap="flat" w14:cmpd="sng" w14:algn="ctr">
-                            <w14:noFill/>
-                            <w14:prstDash w14:val="solid"/>
-                            <w14:round/>
-                          </w14:textOutline>
-                        </w:rPr>
-                      </w:pPr>
-                    </w:p>
-                    <w:p>
-                      <w:pPr>
-                        <w:jc w:val="center"/>
-                        <w:rPr>
-                          <w:rFonts w:ascii="Times New Roman" w:hAnsi="Times New Roman" w:cs="Times New Roman"/>
-                          <w:color w:val="000000" w:themeColor="text1"/>
-                          <w:spacing w:val="-4"/>
-                          <w:sz w:val="32"/>
-                          <w14:shadow w14:blurRad="38100" w14:dist="19050" w14:dir="2700000" w14:sx="100000" w14:sy="100000" w14:kx="0" w14:ky="0" w14:algn="tl">
-                            <w14:schemeClr w14:val="dk1">
-                              <w14:alpha w14:val="60000"/>
-                            </w14:schemeClr>
-                          </w14:shadow>
-                          <w14:textOutline w14:w="0" w14:cap="flat" w14:cmpd="sng" w14:algn="ctr">
-                            <w14:noFill/>
-                            <w14:prstDash w14:val="solid"/>
-                            <w14:round/>
-                          </w14:textOutline>
-                        </w:rPr>
-                      </w:pPr>
-                      <w:r>
-                        <w:rPr>
-                          <w:rFonts w:ascii="Times New Roman" w:hAnsi="Times New Roman" w:cs="Times New Roman"/>
-                          <w:color w:val="000000" w:themeColor="text1"/>
-                          <w:spacing w:val="-4"/>
-                          <w:sz w:val="32"/>
-                          <w14:shadow w14:blurRad="38100" w14:dist="19050" w14:dir="2700000" w14:sx="100000" w14:sy="100000" w14:kx="0" w14:ky="0" w14:algn="tl">
-                            <w14:schemeClr w14:val="dk1">
-                              <w14:alpha w14:val="60000"/>
-                            </w14:schemeClr>
-                          </w14:shadow>
-                          <w14:textOutline w14:w="0" w14:cap="flat" w14:cmpd="sng" w14:algn="ctr">
-                            <w14:noFill/>
-                            <w14:prstDash w14:val="solid"/>
-                            <w14:round/>
-                          </w14:textOutline>
-                        </w:rPr>
-                        <w:t xml:space="preserve">Học </w:t>
-                      </w:r>
-                      <w:proofErr w:type="spellStart"/>
-                      <w:r>
-                        <w:rPr>
-                          <w:rFonts w:ascii="Times New Roman" w:hAnsi="Times New Roman" w:cs="Times New Roman"/>
-                          <w:color w:val="000000" w:themeColor="text1"/>
-                          <w:spacing w:val="-4"/>
-                          <w:sz w:val="32"/>
-                          <w14:shadow w14:blurRad="38100" w14:dist="19050" w14:dir="2700000" w14:sx="100000" w14:sy="100000" w14:kx="0" w14:ky="0" w14:algn="tl">
-                            <w14:schemeClr w14:val="dk1">
-                              <w14:alpha w14:val="60000"/>
-                            </w14:schemeClr>
-                          </w14:shadow>
-                          <w14:textOutline w14:w="0" w14:cap="flat" w14:cmpd="sng" w14:algn="ctr">
-                            <w14:noFill/>
-                            <w14:prstDash w14:val="solid"/>
-                            <w14:round/>
-                          </w14:textOutline>
-                        </w:rPr>
-                        <w:t>phần</w:t>
-                      </w:r>
-                      <w:proofErr w:type="spellEnd"/>
-                      <w:r>
-                        <w:rPr>
-                          <w:rFonts w:ascii="Times New Roman" w:hAnsi="Times New Roman" w:cs="Times New Roman"/>
-                          <w:color w:val="000000" w:themeColor="text1"/>
-                          <w:spacing w:val="-4"/>
-                          <w:sz w:val="32"/>
-                          <w14:shadow w14:blurRad="38100" w14:dist="19050" w14:dir="2700000" w14:sx="100000" w14:sy="100000" w14:kx="0" w14:ky="0" w14:algn="tl">
-                            <w14:schemeClr w14:val="dk1">
-                              <w14:alpha w14:val="60000"/>
-                            </w14:schemeClr>
-                          </w14:shadow>
-                          <w14:textOutline w14:w="0" w14:cap="flat" w14:cmpd="sng" w14:algn="ctr">
-                            <w14:noFill/>
-                            <w14:prstDash w14:val="solid"/>
-                            <w14:round/>
-                          </w14:textOutline>
-                        </w:rPr>
-                        <w:t xml:space="preserve">: </w:t>
-                      </w:r>
-                      <w:proofErr w:type="spellStart"/>
-                      <w:r>
-                        <w:rPr>
-                          <w:rFonts w:ascii="Times New Roman" w:hAnsi="Times New Roman" w:cs="Times New Roman"/>
-                          <w:color w:val="000000" w:themeColor="text1"/>
-                          <w:spacing w:val="-4"/>
-                          <w:sz w:val="32"/>
-                          <w14:shadow w14:blurRad="38100" w14:dist="19050" w14:dir="2700000" w14:sx="100000" w14:sy="100000" w14:kx="0" w14:ky="0" w14:algn="tl">
-                            <w14:schemeClr w14:val="dk1">
-                              <w14:alpha w14:val="60000"/>
-                            </w14:schemeClr>
-                          </w14:shadow>
-                          <w14:textOutline w14:w="0" w14:cap="flat" w14:cmpd="sng" w14:algn="ctr">
-                            <w14:noFill/>
-                            <w14:prstDash w14:val="solid"/>
-                            <w14:round/>
-                          </w14:textOutline>
-                        </w:rPr>
-                        <w:t>Ứng</w:t>
-                      </w:r>
-                      <w:proofErr w:type="spellEnd"/>
-                      <w:r>
-                        <w:rPr>
-                          <w:rFonts w:ascii="Times New Roman" w:hAnsi="Times New Roman" w:cs="Times New Roman"/>
-                          <w:color w:val="000000" w:themeColor="text1"/>
-                          <w:spacing w:val="-4"/>
-                          <w:sz w:val="32"/>
-                          <w14:shadow w14:blurRad="38100" w14:dist="19050" w14:dir="2700000" w14:sx="100000" w14:sy="100000" w14:kx="0" w14:ky="0" w14:algn="tl">
-                            <w14:schemeClr w14:val="dk1">
-                              <w14:alpha w14:val="60000"/>
-                            </w14:schemeClr>
-                          </w14:shadow>
-                          <w14:textOutline w14:w="0" w14:cap="flat" w14:cmpd="sng" w14:algn="ctr">
-                            <w14:noFill/>
-                            <w14:prstDash w14:val="solid"/>
-                            <w14:round/>
-                          </w14:textOutline>
-                        </w:rPr>
-                        <w:t xml:space="preserve"> </w:t>
-                      </w:r>
-                      <w:proofErr w:type="spellStart"/>
-                      <w:r>
-                        <w:rPr>
-                          <w:rFonts w:ascii="Times New Roman" w:hAnsi="Times New Roman" w:cs="Times New Roman"/>
-                          <w:color w:val="000000" w:themeColor="text1"/>
-                          <w:spacing w:val="-4"/>
-                          <w:sz w:val="32"/>
-                          <w14:shadow w14:blurRad="38100" w14:dist="19050" w14:dir="2700000" w14:sx="100000" w14:sy="100000" w14:kx="0" w14:ky="0" w14:algn="tl">
-                            <w14:schemeClr w14:val="dk1">
-                              <w14:alpha w14:val="60000"/>
-                            </w14:schemeClr>
-                          </w14:shadow>
-                          <w14:textOutline w14:w="0" w14:cap="flat" w14:cmpd="sng" w14:algn="ctr">
-                            <w14:noFill/>
-                            <w14:prstDash w14:val="solid"/>
-                            <w14:round/>
-                          </w14:textOutline>
-                        </w:rPr>
-                        <w:t>dụng</w:t>
-                      </w:r>
-                      <w:proofErr w:type="spellEnd"/>
-                      <w:r>
-                        <w:rPr>
-                          <w:rFonts w:ascii="Times New Roman" w:hAnsi="Times New Roman" w:cs="Times New Roman"/>
-                          <w:color w:val="000000" w:themeColor="text1"/>
-                          <w:spacing w:val="-4"/>
-                          <w:sz w:val="32"/>
-                          <w14:shadow w14:blurRad="38100" w14:dist="19050" w14:dir="2700000" w14:sx="100000" w14:sy="100000" w14:kx="0" w14:ky="0" w14:algn="tl">
-                            <w14:schemeClr w14:val="dk1">
-                              <w14:alpha w14:val="60000"/>
-                            </w14:schemeClr>
-                          </w14:shadow>
-                          <w14:textOutline w14:w="0" w14:cap="flat" w14:cmpd="sng" w14:algn="ctr">
-                            <w14:noFill/>
-                            <w14:prstDash w14:val="solid"/>
-                            <w14:round/>
-                          </w14:textOutline>
-                        </w:rPr>
-                        <w:t xml:space="preserve"> Trí </w:t>
-                      </w:r>
-                      <w:proofErr w:type="spellStart"/>
-                      <w:r>
-                        <w:rPr>
-                          <w:rFonts w:ascii="Times New Roman" w:hAnsi="Times New Roman" w:cs="Times New Roman"/>
-                          <w:color w:val="000000" w:themeColor="text1"/>
-                          <w:spacing w:val="-4"/>
-                          <w:sz w:val="32"/>
-                          <w14:shadow w14:blurRad="38100" w14:dist="19050" w14:dir="2700000" w14:sx="100000" w14:sy="100000" w14:kx="0" w14:ky="0" w14:algn="tl">
-                            <w14:schemeClr w14:val="dk1">
-                              <w14:alpha w14:val="60000"/>
-                            </w14:schemeClr>
-                          </w14:shadow>
-                          <w14:textOutline w14:w="0" w14:cap="flat" w14:cmpd="sng" w14:algn="ctr">
-                            <w14:noFill/>
-                            <w14:prstDash w14:val="solid"/>
-                            <w14:round/>
-                          </w14:textOutline>
-                        </w:rPr>
-                        <w:t>tuệ</w:t>
-                      </w:r>
-                      <w:proofErr w:type="spellEnd"/>
-                      <w:r>
-                        <w:rPr>
-                          <w:rFonts w:ascii="Times New Roman" w:hAnsi="Times New Roman" w:cs="Times New Roman"/>
-                          <w:color w:val="000000" w:themeColor="text1"/>
-                          <w:spacing w:val="-4"/>
-                          <w:sz w:val="32"/>
-                          <w14:shadow w14:blurRad="38100" w14:dist="19050" w14:dir="2700000" w14:sx="100000" w14:sy="100000" w14:kx="0" w14:ky="0" w14:algn="tl">
-                            <w14:schemeClr w14:val="dk1">
-                              <w14:alpha w14:val="60000"/>
-                            </w14:schemeClr>
-                          </w14:shadow>
-                          <w14:textOutline w14:w="0" w14:cap="flat" w14:cmpd="sng" w14:algn="ctr">
-                            <w14:noFill/>
-                            <w14:prstDash w14:val="solid"/>
-                            <w14:round/>
-                          </w14:textOutline>
-                        </w:rPr>
-                        <w:t xml:space="preserve"> </w:t>
-                      </w:r>
-                      <w:proofErr w:type="spellStart"/>
-                      <w:r>
-                        <w:rPr>
-                          <w:rFonts w:ascii="Times New Roman" w:hAnsi="Times New Roman" w:cs="Times New Roman"/>
-                          <w:color w:val="000000" w:themeColor="text1"/>
-                          <w:spacing w:val="-4"/>
-                          <w:sz w:val="32"/>
-                          <w14:shadow w14:blurRad="38100" w14:dist="19050" w14:dir="2700000" w14:sx="100000" w14:sy="100000" w14:kx="0" w14:ky="0" w14:algn="tl">
-                            <w14:schemeClr w14:val="dk1">
-                              <w14:alpha w14:val="60000"/>
-                            </w14:schemeClr>
-                          </w14:shadow>
-                          <w14:textOutline w14:w="0" w14:cap="flat" w14:cmpd="sng" w14:algn="ctr">
-                            <w14:noFill/>
-                            <w14:prstDash w14:val="solid"/>
-                            <w14:round/>
-                          </w14:textOutline>
-                        </w:rPr>
-                        <w:t>nhân</w:t>
-                      </w:r>
-                      <w:proofErr w:type="spellEnd"/>
-                      <w:r>
-                        <w:rPr>
-                          <w:rFonts w:ascii="Times New Roman" w:hAnsi="Times New Roman" w:cs="Times New Roman"/>
-                          <w:color w:val="000000" w:themeColor="text1"/>
-                          <w:spacing w:val="-4"/>
-                          <w:sz w:val="32"/>
-                          <w14:shadow w14:blurRad="38100" w14:dist="19050" w14:dir="2700000" w14:sx="100000" w14:sy="100000" w14:kx="0" w14:ky="0" w14:algn="tl">
-                            <w14:schemeClr w14:val="dk1">
-                              <w14:alpha w14:val="60000"/>
-                            </w14:schemeClr>
-                          </w14:shadow>
-                          <w14:textOutline w14:w="0" w14:cap="flat" w14:cmpd="sng" w14:algn="ctr">
-                            <w14:noFill/>
-                            <w14:prstDash w14:val="solid"/>
-                            <w14:round/>
-                          </w14:textOutline>
-                        </w:rPr>
-                        <w:t xml:space="preserve"> </w:t>
-                      </w:r>
-                      <w:proofErr w:type="spellStart"/>
-                      <w:r>
-                        <w:rPr>
-                          <w:rFonts w:ascii="Times New Roman" w:hAnsi="Times New Roman" w:cs="Times New Roman"/>
-                          <w:color w:val="000000" w:themeColor="text1"/>
-                          <w:spacing w:val="-4"/>
-                          <w:sz w:val="32"/>
-                          <w14:shadow w14:blurRad="38100" w14:dist="19050" w14:dir="2700000" w14:sx="100000" w14:sy="100000" w14:kx="0" w14:ky="0" w14:algn="tl">
-                            <w14:schemeClr w14:val="dk1">
-                              <w14:alpha w14:val="60000"/>
-                            </w14:schemeClr>
-                          </w14:shadow>
-                          <w14:textOutline w14:w="0" w14:cap="flat" w14:cmpd="sng" w14:algn="ctr">
-                            <w14:noFill/>
-                            <w14:prstDash w14:val="solid"/>
-                            <w14:round/>
-                          </w14:textOutline>
-                        </w:rPr>
-                        <w:t>tạo</w:t>
-                      </w:r>
-                      <w:proofErr w:type="spellEnd"/>
-                    </w:p>
-                    <w:p>
-                      <w:pPr>
-                        <w:jc w:val="center"/>
-                      </w:pPr>
-                      <w:proofErr w:type="spellStart"/>
-                      <w:r>
-                        <w:rPr>
-                          <w:rFonts w:ascii="Times New Roman" w:hAnsi="Times New Roman" w:cs="Times New Roman"/>
-                          <w:color w:val="000000" w:themeColor="text1"/>
-                          <w:sz w:val="32"/>
-                          <w14:shadow w14:blurRad="38100" w14:dist="19050" w14:dir="2700000" w14:sx="100000" w14:sy="100000" w14:kx="0" w14:ky="0" w14:algn="tl">
-                            <w14:schemeClr w14:val="dk1">
-                              <w14:alpha w14:val="60000"/>
-                            </w14:schemeClr>
-                          </w14:shadow>
-                          <w14:textOutline w14:w="0" w14:cap="flat" w14:cmpd="sng" w14:algn="ctr">
-                            <w14:noFill/>
-                            <w14:prstDash w14:val="solid"/>
-                            <w14:round/>
-                          </w14:textOutline>
-                        </w:rPr>
-                        <w:t>Lớp</w:t>
-                      </w:r>
-                      <w:proofErr w:type="spellEnd"/>
-                      <w:r>
-                        <w:rPr>
-                          <w:rFonts w:ascii="Times New Roman" w:hAnsi="Times New Roman" w:cs="Times New Roman"/>
-                          <w:color w:val="000000" w:themeColor="text1"/>
-                          <w:sz w:val="32"/>
-                          <w14:shadow w14:blurRad="38100" w14:dist="19050" w14:dir="2700000" w14:sx="100000" w14:sy="100000" w14:kx="0" w14:ky="0" w14:algn="tl">
-                            <w14:schemeClr w14:val="dk1">
-                              <w14:alpha w14:val="60000"/>
-                            </w14:schemeClr>
-                          </w14:shadow>
-                          <w14:textOutline w14:w="0" w14:cap="flat" w14:cmpd="sng" w14:algn="ctr">
-                            <w14:noFill/>
-                            <w14:prstDash w14:val="solid"/>
-                            <w14:round/>
-                          </w14:textOutline>
-                        </w:rPr>
-                        <w:t>: CNTT K</w:t>
-                      </w:r>
-                      <w:r>
-                        <w:rPr>
-                          <w:rFonts w:ascii="Times New Roman" w:hAnsi="Times New Roman" w:cs="Times New Roman"/>
-                          <w:color w:val="000000" w:themeColor="text1"/>
-                          <w:sz w:val="32"/>
-                          <w14:shadow w14:blurRad="38100" w14:dist="19050" w14:dir="2700000" w14:sx="100000" w14:sy="100000" w14:kx="0" w14:ky="0" w14:algn="tl">
-                            <w14:schemeClr w14:val="dk1">
-                              <w14:alpha w14:val="60000"/>
-                            </w14:schemeClr>
-                          </w14:shadow>
-                          <w14:textOutline w14:w="0" w14:cap="flat" w14:cmpd="sng" w14:algn="ctr">
-                            <w14:noFill/>
-                            <w14:prstDash w14:val="solid"/>
-                            <w14:round/>
-                          </w14:textOutline>
-                        </w:rPr>
-                        <w:t>2</w:t>
-                      </w:r>
-                      <w:r>
-                        <w:rPr>
-                          <w:rFonts w:ascii="Times New Roman" w:hAnsi="Times New Roman" w:cs="Times New Roman"/>
-                          <w:color w:val="000000" w:themeColor="text1"/>
-                          <w:sz w:val="32"/>
-                          <w14:shadow w14:blurRad="38100" w14:dist="19050" w14:dir="2700000" w14:sx="100000" w14:sy="100000" w14:kx="0" w14:ky="0" w14:algn="tl">
-                            <w14:schemeClr w14:val="dk1">
-                              <w14:alpha w14:val="60000"/>
-                            </w14:schemeClr>
-                          </w14:shadow>
-                          <w14:textOutline w14:w="0" w14:cap="flat" w14:cmpd="sng" w14:algn="ctr">
-                            <w14:noFill/>
-                            <w14:prstDash w14:val="solid"/>
-                            <w14:round/>
-                          </w14:textOutline>
-                        </w:rPr>
-                        <w:t>3</w:t>
-                      </w:r>
-                      <w:r>
-                        <w:rPr>
-                          <w:rFonts w:ascii="Times New Roman" w:hAnsi="Times New Roman" w:cs="Times New Roman"/>
-                          <w:color w:val="000000" w:themeColor="text1"/>
-                          <w:sz w:val="32"/>
-                          <w14:shadow w14:blurRad="38100" w14:dist="19050" w14:dir="2700000" w14:sx="100000" w14:sy="100000" w14:kx="0" w14:ky="0" w14:algn="tl">
-                            <w14:schemeClr w14:val="dk1">
-                              <w14:alpha w14:val="60000"/>
-                            </w14:schemeClr>
-                          </w14:shadow>
-                          <w14:textOutline w14:w="0" w14:cap="flat" w14:cmpd="sng" w14:algn="ctr">
-                            <w14:noFill/>
-                            <w14:prstDash w14:val="solid"/>
-                            <w14:round/>
-                          </w14:textOutline>
-                        </w:rPr>
-                        <w:t>D</w:t>
-                      </w:r>
-                    </w:p>
-                  </w:txbxContent>
-                </v:textbox>
-                <w10:wrap anchorx="margin"/>
-              </v:oval>
-            </w:pict>
-          </mc:Fallback>
-        </mc:AlternateContent>
-      </w:r>
-    </w:p>
-    <w:p>
-      <w:pPr>
-        <w:pStyle w:val="0TEXTc1"/>
-        <w:ind w:firstLine="0"/>
-        <w:rPr>
-          <w:lang w:val="vi-VN"/>
-        </w:rPr>
-        <w:sectPr>
-          <w:footerReference w:type="default" r:id="rId11"/>
-          <w:pgSz w:w="11907" w:h="16840" w:code="9"/>
-          <w:pgMar w:top="1701" w:right="1134" w:bottom="1701" w:left="1985" w:header="851" w:footer="851" w:gutter="0"/>
-          <w:pgNumType w:fmt="lowerRoman" w:start="1"/>
-          <w:cols w:space="720"/>
-          <w:docGrid w:linePitch="360"/>
-        </w:sectPr>
-      </w:pPr>
-    </w:p>
-    <w:p>
-      <w:pPr>
-        <w:pStyle w:val="1Chapterc5"/>
-        <w:rPr>
-          <w:rFonts w:cs="Times New Roman"/>
-        </w:rPr>
-      </w:pPr>
-      <w:r>
-        <w:t>CHƯƠNG 1. PHÂN TÍCH YÊU CẦU HỆ THỐNG</w:t>
-      </w:r>
-    </w:p>
-    <w:p>
-      <w:pPr>
-        <w:pStyle w:val="21Level2c2"/>
-        <w:rPr>
-          <w:rFonts w:cs="Times New Roman"/>
-          <w:color w:val="FF0000"/>
-        </w:rPr>
-      </w:pPr>
-      <w:r>
-        <w:t>1.1. Bối cảnh bài toán và lý do phát triển</w:t>
-        <w:br/>
-        <w:t>Koshi được định vị là hệ thống quản lý công việc và tiến độ sprint nội bộ dành cho các đội ngũ kỹ sư phần mềm chuyên sâu. Bối cảnh nghiệp vụ tập trung giải quyết nhu cầu của 3 nhóm đối tượng chính (User Personas):</w:t>
-        <w:br/>
-        <w:t>• Lead Architect / Senior Engineer: Đòi hỏi thao tác 100% bằng bàn phím không dùng chuột (h/j/k/l, Space, i, n, Esc), chuyển đổi tức thì giữa dạng Bảng (Table) và Kanban 2D, phát hiện sớm các điểm nghẽn tiến độ (Critical Path) trên đồ thị phụ thuộc.</w:t>
-        <w:br/>
-        <w:t>• Project Manager (PM) / Tech Lead: Cần tự động hóa khâu lập báo cáo tiến độ tuần, tự động trích xuất đầu việc từ biên bản họp văn bản thô và nhận gợi ý phân công công việc dựa trên số điểm độ phức tạp (WIP story points) của từng kỹ sư.</w:t>
-        <w:br/>
-        <w:t>• Field / Mobile Developer: Cần khả năng làm việc ngoại tuyến (Offline-first) khi mất kết nối mạng và đồng bộ tự động dữ liệu vào IndexedDB cục bộ với độ trễ phản hồi giao diện dưới 16ms.</w:t>
-        <w:br/>
-        <w:br/>
+          <w:i w:val="0"/>
+          <w:color w:val="1E293B"/>
+          <w:sz w:val="26"/>
+        </w:rPr>
+        <w:t xml:space="preserve">• Project Manager (PM) / Tech Lead: </w:t>
+      </w:r>
+      <w:r>
+        <w:rPr>
+          <w:rFonts w:ascii="Times New Roman" w:hAnsi="Times New Roman"/>
+          <w:b w:val="0"/>
+          <w:i w:val="0"/>
+          <w:color w:val="1E293B"/>
+          <w:sz w:val="26"/>
+        </w:rPr>
+        <w:t>Cần tự động hóa khâu lập báo cáo tiến độ tuần, tự động trích xuất đầu việc từ biên bản họp văn bản thô và nhận gợi ý phân công công việc dựa trên số điểm độ phức tạp (WIP story points) của từng kỹ sư.</w:t>
+      </w:r>
+    </w:p>
+    <w:p>
+      <w:pPr>
+        <w:spacing w:line="300" w:lineRule="auto" w:before="40" w:after="80"/>
+        <w:ind w:left="360"/>
+      </w:pPr>
+      <w:r>
+        <w:rPr>
+          <w:rFonts w:ascii="Times New Roman" w:hAnsi="Times New Roman"/>
+          <w:b/>
+          <w:i w:val="0"/>
+          <w:color w:val="1E293B"/>
+          <w:sz w:val="26"/>
+        </w:rPr>
+        <w:t xml:space="preserve">• Field / Mobile Developer: </w:t>
+      </w:r>
+      <w:r>
+        <w:rPr>
+          <w:rFonts w:ascii="Times New Roman" w:hAnsi="Times New Roman"/>
+          <w:b w:val="0"/>
+          <w:i w:val="0"/>
+          <w:color w:val="1E293B"/>
+          <w:sz w:val="26"/>
+        </w:rPr>
+        <w:t>Cần khả năng làm việc ngoại tuyến (Offline-first) khi mất kết nối mạng và đồng bộ tự động dữ liệu vào IndexedDB cục bộ với độ trễ phản hồi giao diện dưới 16ms.</w:t>
+      </w:r>
+    </w:p>
+    <w:p>
+      <w:pPr>
+        <w:keepNext/>
+        <w:spacing w:line="300" w:lineRule="auto" w:before="200" w:after="80"/>
+      </w:pPr>
+      <w:r>
+        <w:rPr>
+          <w:rFonts w:ascii="Times New Roman" w:hAnsi="Times New Roman"/>
+          <w:b/>
+          <w:i w:val="0"/>
+          <w:color w:val="0F172A"/>
+          <w:sz w:val="27"/>
+        </w:rPr>
         <w:t>1.2. Khảo sát hiện trạng và các giải pháp tương tự</w:t>
-        <w:br/>
+      </w:r>
+    </w:p>
+    <w:p>
+      <w:pPr>
+        <w:spacing w:line="300" w:lineRule="auto" w:before="40" w:after="80"/>
+      </w:pPr>
+      <w:r>
+        <w:rPr>
+          <w:rFonts w:ascii="Times New Roman" w:hAnsi="Times New Roman"/>
+          <w:b w:val="0"/>
+          <w:i w:val="0"/>
+          <w:color w:val="1E293B"/>
+          <w:sz w:val="26"/>
+        </w:rPr>
         <w:t>Khảo sát đối chuẩn giữa Koshi và các hệ thống quản lý dự án hàng đầu hiện nay:</w:t>
-        <w:br/>
-        <w:t>• Jira Software: Hệ thống hoàn chỉnh nhưng cồng kềnh, thời gian phản hồi giao diện chậm, phụ thuộc 100% vào kết nối mạng, thao tác bàn phím hạn chế.</w:t>
-        <w:br/>
-        <w:t>• Trello: Trực quan, đơn giản nhưng thiếu khả năng phân tích đồ thị phụ thuộc DAG, không tối ưu cho luồng làm việc kỹ thuật cao.</w:t>
-        <w:br/>
-        <w:t>• Linear: Giao diện hiện đại, hỗ trợ phím tắt tốt nhưng chưa hỗ trợ phân rã mục tiêu chuyên sâu bằng AI và không có cơ chế phân tích đường găng CPM tự động.</w:t>
-        <w:br/>
-        <w:t>• Koshi (Hệ thống đề xuất): Kết hợp triết lý Local-First, điều hướng bàn phím 2D (Vim ergonomics), phân tích chuỗi phụ thuộc bằng giải thuật Kahn kết hợp 3 luồng trợ lý AI quản trị dự án có cơ chế dự phòng 3 tầng.</w:t>
-        <w:br/>
-        <w:br/>
+      </w:r>
+    </w:p>
+    <w:p>
+      <w:pPr>
+        <w:spacing w:line="300" w:lineRule="auto" w:before="40" w:after="80"/>
+        <w:ind w:left="360"/>
+      </w:pPr>
+      <w:r>
+        <w:rPr>
+          <w:rFonts w:ascii="Times New Roman" w:hAnsi="Times New Roman"/>
+          <w:b/>
+          <w:i w:val="0"/>
+          <w:color w:val="1E293B"/>
+          <w:sz w:val="26"/>
+        </w:rPr>
+        <w:t xml:space="preserve">• Jira Software: </w:t>
+      </w:r>
+      <w:r>
+        <w:rPr>
+          <w:rFonts w:ascii="Times New Roman" w:hAnsi="Times New Roman"/>
+          <w:b w:val="0"/>
+          <w:i w:val="0"/>
+          <w:color w:val="1E293B"/>
+          <w:sz w:val="26"/>
+        </w:rPr>
+        <w:t>Hệ thống hoàn chỉnh nhưng cồng kềnh, thời gian phản hồi giao diện chậm, phụ thuộc 100% vào kết nối mạng, thao tác bàn phím hạn chế.</w:t>
+      </w:r>
+    </w:p>
+    <w:p>
+      <w:pPr>
+        <w:spacing w:line="300" w:lineRule="auto" w:before="40" w:after="80"/>
+        <w:ind w:left="360"/>
+      </w:pPr>
+      <w:r>
+        <w:rPr>
+          <w:rFonts w:ascii="Times New Roman" w:hAnsi="Times New Roman"/>
+          <w:b/>
+          <w:i w:val="0"/>
+          <w:color w:val="1E293B"/>
+          <w:sz w:val="26"/>
+        </w:rPr>
+        <w:t xml:space="preserve">• Trello: </w:t>
+      </w:r>
+      <w:r>
+        <w:rPr>
+          <w:rFonts w:ascii="Times New Roman" w:hAnsi="Times New Roman"/>
+          <w:b w:val="0"/>
+          <w:i w:val="0"/>
+          <w:color w:val="1E293B"/>
+          <w:sz w:val="26"/>
+        </w:rPr>
+        <w:t>Trực quan, đơn giản nhưng thiếu khả năng phân tích đồ thị phụ thuộc DAG, không tối ưu cho luồng làm việc kỹ thuật cao.</w:t>
+      </w:r>
+    </w:p>
+    <w:p>
+      <w:pPr>
+        <w:spacing w:line="300" w:lineRule="auto" w:before="40" w:after="80"/>
+        <w:ind w:left="360"/>
+      </w:pPr>
+      <w:r>
+        <w:rPr>
+          <w:rFonts w:ascii="Times New Roman" w:hAnsi="Times New Roman"/>
+          <w:b/>
+          <w:i w:val="0"/>
+          <w:color w:val="1E293B"/>
+          <w:sz w:val="26"/>
+        </w:rPr>
+        <w:t xml:space="preserve">• Linear: </w:t>
+      </w:r>
+      <w:r>
+        <w:rPr>
+          <w:rFonts w:ascii="Times New Roman" w:hAnsi="Times New Roman"/>
+          <w:b w:val="0"/>
+          <w:i w:val="0"/>
+          <w:color w:val="1E293B"/>
+          <w:sz w:val="26"/>
+        </w:rPr>
+        <w:t>Giao diện hiện đại, hỗ trợ phím tắt tốt nhưng chưa hỗ trợ phân rã mục tiêu chuyên sâu bằng AI và không có cơ chế phân tích đường găng CPM tự động.</w:t>
+      </w:r>
+    </w:p>
+    <w:p>
+      <w:pPr>
+        <w:spacing w:line="300" w:lineRule="auto" w:before="40" w:after="80"/>
+        <w:ind w:left="360"/>
+      </w:pPr>
+      <w:r>
+        <w:rPr>
+          <w:rFonts w:ascii="Times New Roman" w:hAnsi="Times New Roman"/>
+          <w:b/>
+          <w:i w:val="0"/>
+          <w:color w:val="1E293B"/>
+          <w:sz w:val="26"/>
+        </w:rPr>
+        <w:t xml:space="preserve">• Koshi (Hệ thống đề xuất): </w:t>
+      </w:r>
+      <w:r>
+        <w:rPr>
+          <w:rFonts w:ascii="Times New Roman" w:hAnsi="Times New Roman"/>
+          <w:b w:val="0"/>
+          <w:i w:val="0"/>
+          <w:color w:val="1E293B"/>
+          <w:sz w:val="26"/>
+        </w:rPr>
+        <w:t>Kết hợp triết lý Local-First, điều hướng bàn phím 2D (Vim ergonomics), phân tích chuỗi phụ thuộc bằng giải thuật Kahn kết hợp 3 luồng trợ lý AI quản trị dự án có cơ chế dự phòng 3 tầng.</w:t>
+      </w:r>
+    </w:p>
+    <w:p>
+      <w:pPr>
+        <w:keepNext/>
+        <w:spacing w:line="300" w:lineRule="auto" w:before="200" w:after="80"/>
+      </w:pPr>
+      <w:r>
+        <w:rPr>
+          <w:rFonts w:ascii="Times New Roman" w:hAnsi="Times New Roman"/>
+          <w:b/>
+          <w:i w:val="0"/>
+          <w:color w:val="0F172A"/>
+          <w:sz w:val="27"/>
+        </w:rPr>
         <w:t>1.3. Mô hình Actor và Phân hệ Use Case tổng quát</w:t>
-        <w:br/>
+      </w:r>
+    </w:p>
+    <w:p>
+      <w:pPr>
+        <w:spacing w:line="300" w:lineRule="auto" w:before="40" w:after="80"/>
+      </w:pPr>
+      <w:r>
+        <w:rPr>
+          <w:rFonts w:ascii="Times New Roman" w:hAnsi="Times New Roman"/>
+          <w:b w:val="0"/>
+          <w:i w:val="0"/>
+          <w:color w:val="1E293B"/>
+          <w:sz w:val="26"/>
+        </w:rPr>
         <w:t>Hệ thống phân cấp 3 nhóm tác nhân (Actors) với các phân hệ Use Case chính:</w:t>
-        <w:br/>
-        <w:t>1. Guest (Khách vãng lai): Đăng ký tài khoản mới, Đăng nhập hệ thống qua Email/Mật khẩu hoặc Google OAuth2, Xem dữ liệu mẫu thử nghiệm.</w:t>
-        <w:br/>
-        <w:t>2. Team Member (Lập trình viên): Duyệt bảng công việc (Table/Kanban), Chuyển trạng thái vòng tròn (Space), Chỉnh sửa chi tiết công việc (i/Esc), Tạo công việc mới (n), Phân rã mục tiêu bằng AI, Bóc tách Git Diff để tự động đóng ticket.</w:t>
-        <w:br/>
-        <w:t>3. Project Manager (Quản lý dự án): Quản trị thành viên dự án qua project_members, Sinh Báo cáo tổng kết tuần (AI Weekly Summary), Bóc tách biên bản họp (AI Meeting Minutes), Cân bằng tải nhân sự (AI Smart Assignment) và trực quan hóa chuỗi phụ thuộc đồ thị (DAG Visualizer).</w:t>
-        <w:br/>
-        <w:br/>
+      </w:r>
+    </w:p>
+    <w:p>
+      <w:pPr>
+        <w:spacing w:line="300" w:lineRule="auto" w:before="40" w:after="80"/>
+        <w:ind w:left="360"/>
+      </w:pPr>
+      <w:r>
+        <w:rPr>
+          <w:rFonts w:ascii="Times New Roman" w:hAnsi="Times New Roman"/>
+          <w:b/>
+          <w:i w:val="0"/>
+          <w:color w:val="1E293B"/>
+          <w:sz w:val="26"/>
+        </w:rPr>
+        <w:t xml:space="preserve">1. Guest (Khách vãng lai): </w:t>
+      </w:r>
+      <w:r>
+        <w:rPr>
+          <w:rFonts w:ascii="Times New Roman" w:hAnsi="Times New Roman"/>
+          <w:b w:val="0"/>
+          <w:i w:val="0"/>
+          <w:color w:val="1E293B"/>
+          <w:sz w:val="26"/>
+        </w:rPr>
+        <w:t>Đăng ký tài khoản mới, Đăng nhập hệ thống qua Email/Mật khẩu hoặc Google OAuth2, Xem dữ liệu mẫu thử nghiệm.</w:t>
+      </w:r>
+    </w:p>
+    <w:p>
+      <w:pPr>
+        <w:spacing w:line="300" w:lineRule="auto" w:before="40" w:after="80"/>
+        <w:ind w:left="360"/>
+      </w:pPr>
+      <w:r>
+        <w:rPr>
+          <w:rFonts w:ascii="Times New Roman" w:hAnsi="Times New Roman"/>
+          <w:b/>
+          <w:i w:val="0"/>
+          <w:color w:val="1E293B"/>
+          <w:sz w:val="26"/>
+        </w:rPr>
+        <w:t xml:space="preserve">2. Team Member (Lập trình viên): </w:t>
+      </w:r>
+      <w:r>
+        <w:rPr>
+          <w:rFonts w:ascii="Times New Roman" w:hAnsi="Times New Roman"/>
+          <w:b w:val="0"/>
+          <w:i w:val="0"/>
+          <w:color w:val="1E293B"/>
+          <w:sz w:val="26"/>
+        </w:rPr>
+        <w:t>Duyệt bảng công việc (Table/Kanban), Chuyển trạng thái vòng tròn (Space), Chỉnh sửa chi tiết công việc (i/Esc), Tạo công việc mới (n), Phân rã mục tiêu bằng AI, Bóc tách Git Diff để tự động đóng ticket.</w:t>
+      </w:r>
+    </w:p>
+    <w:p>
+      <w:pPr>
+        <w:spacing w:line="300" w:lineRule="auto" w:before="40" w:after="80"/>
+        <w:ind w:left="360"/>
+      </w:pPr>
+      <w:r>
+        <w:rPr>
+          <w:rFonts w:ascii="Times New Roman" w:hAnsi="Times New Roman"/>
+          <w:b/>
+          <w:i w:val="0"/>
+          <w:color w:val="1E293B"/>
+          <w:sz w:val="26"/>
+        </w:rPr>
+        <w:t xml:space="preserve">3. Project Manager (Quản lý dự án): </w:t>
+      </w:r>
+      <w:r>
+        <w:rPr>
+          <w:rFonts w:ascii="Times New Roman" w:hAnsi="Times New Roman"/>
+          <w:b w:val="0"/>
+          <w:i w:val="0"/>
+          <w:color w:val="1E293B"/>
+          <w:sz w:val="26"/>
+        </w:rPr>
+        <w:t>Quản trị thành viên dự án qua project_members, Sinh Báo cáo tổng kết tuần (AI Weekly Summary), Bóc tách biên bản họp (AI Meeting Minutes), Cân bằng tải nhân sự (AI Smart Assignment) và trực quan hóa chuỗi phụ thuộc đồ thị (DAG Visualizer).</w:t>
+      </w:r>
+    </w:p>
+    <w:p>
+      <w:pPr>
+        <w:keepNext/>
+        <w:spacing w:line="300" w:lineRule="auto" w:before="200" w:after="80"/>
+      </w:pPr>
+      <w:r>
+        <w:rPr>
+          <w:rFonts w:ascii="Times New Roman" w:hAnsi="Times New Roman"/>
+          <w:b/>
+          <w:i w:val="0"/>
+          <w:color w:val="0F172A"/>
+          <w:sz w:val="27"/>
+        </w:rPr>
         <w:t>1.4. Đặc tả yêu cầu chức năng cốt lõi (Functional Requirements)</w:t>
-        <w:br/>
-        <w:t>• FR-01 [Dual-Mode Views]: Chuyển đổi giao diện tức thì giữa Table View mật độ cao và Kanban Board 2D qua phím tắt 'b' với thời gian &lt; 16ms.</w:t>
-        <w:br/>
-        <w:t>• FR-02 [Vim Spatial Navigation]: Hỗ trợ điều hướng bàn phím đầy đủ: j/k duyệt dòng trong Table, h/j/k/l duyệt lưới Kanban, Space đổi trạng thái tuần hoàn (TODO -&gt; IN_PROGRESS -&gt; BLOCKED -&gt; DONE -&gt; TODO).</w:t>
-        <w:br/>
-        <w:t>• FR-03 [Task Detail Inspector]: Phím Enter mở modal chi tiết, phím 'i' chuyển sang Edit Mode cho phép chỉnh sửa toàn bộ thuộc tính, phím Escape lưu thay đổi và thoát Edit Mode.</w:t>
-        <w:br/>
-        <w:t>• FR-04 [Capture-Phase Escape Trap]: Bắt sự kiện Escape ở mức window capture phase để đảm bảo đóng modal hoặc hủy chế độ sửa ngay lập tức mà không bị nuốt bởi ô nhập văn bản.</w:t>
-        <w:br/>
-        <w:t>• FR-05 [Project-Scoped RBAC]: Tách biệt quyền hạn theo từng dự án cụ thể thông qua bảng project_members. Cho phép tìm kiếm người dùng trong hệ thống để thêm vào dự án với vai trò OWNER, PM hoặc MEMBER.</w:t>
-        <w:br/>
-        <w:t>• FR-06 [Topological DAG &amp; CPM]: Sử dụng giải thuật Kahn để phân tích chuỗi phụ thuộc, phát hiện vòng lặp chu trình (Cycle Detection) và tính toán đường găng (Critical Path) cảnh báo điểm nghẽn.</w:t>
-        <w:br/>
-        <w:t>• FR-07 [Autonomous AI PM Workflows]: Tích hợp 3 chức năng AI chuyên sâu: Tóm tắt tiến độ tuần (3 phần Overview, Blockers, Priorities), Bóc tách biên bản họp ra Action Items, và Gợi ý phân bổ công việc theo kỹ năng và tải trọng WIP.</w:t>
-        <w:br/>
-        <w:t>• FR-08 [Retrospective Work Logging]: Cho phép tạo công việc mới trực tiếp ở trạng thái DONE để hỗ trợ ghi nhận các tác vụ đột xuất hoặc hotfix mà không cần qua trạng thái trung gian.</w:t>
-        <w:br/>
-        <w:br/>
+      </w:r>
+    </w:p>
+    <w:p>
+      <w:pPr>
+        <w:spacing w:line="300" w:lineRule="auto" w:before="40" w:after="80"/>
+        <w:ind w:left="360"/>
+      </w:pPr>
+      <w:r>
+        <w:rPr>
+          <w:rFonts w:ascii="Times New Roman" w:hAnsi="Times New Roman"/>
+          <w:b/>
+          <w:i w:val="0"/>
+          <w:color w:val="1E293B"/>
+          <w:sz w:val="26"/>
+        </w:rPr>
+        <w:t xml:space="preserve">• FR-01 [Dual-Mode Views]: </w:t>
+      </w:r>
+      <w:r>
+        <w:rPr>
+          <w:rFonts w:ascii="Times New Roman" w:hAnsi="Times New Roman"/>
+          <w:b w:val="0"/>
+          <w:i w:val="0"/>
+          <w:color w:val="1E293B"/>
+          <w:sz w:val="26"/>
+        </w:rPr>
+        <w:t>Chuyển đổi giao diện tức thì giữa Table View mật độ cao và Kanban Board 2D qua phím tắt 'b' với thời gian &lt; 16ms.</w:t>
+      </w:r>
+    </w:p>
+    <w:p>
+      <w:pPr>
+        <w:spacing w:line="300" w:lineRule="auto" w:before="40" w:after="80"/>
+        <w:ind w:left="360"/>
+      </w:pPr>
+      <w:r>
+        <w:rPr>
+          <w:rFonts w:ascii="Times New Roman" w:hAnsi="Times New Roman"/>
+          <w:b/>
+          <w:i w:val="0"/>
+          <w:color w:val="1E293B"/>
+          <w:sz w:val="26"/>
+        </w:rPr>
+        <w:t xml:space="preserve">• FR-02 [Vim Spatial Navigation]: </w:t>
+      </w:r>
+      <w:r>
+        <w:rPr>
+          <w:rFonts w:ascii="Times New Roman" w:hAnsi="Times New Roman"/>
+          <w:b w:val="0"/>
+          <w:i w:val="0"/>
+          <w:color w:val="1E293B"/>
+          <w:sz w:val="26"/>
+        </w:rPr>
+        <w:t>Hỗ trợ điều hướng bàn phím đầy đủ: j/k duyệt dòng trong Table, h/j/k/l duyệt lưới Kanban, Space đổi trạng thái tuần hoàn (TODO -&gt; IN_PROGRESS -&gt; BLOCKED -&gt; DONE -&gt; TODO).</w:t>
+      </w:r>
+    </w:p>
+    <w:p>
+      <w:pPr>
+        <w:spacing w:line="300" w:lineRule="auto" w:before="40" w:after="80"/>
+        <w:ind w:left="360"/>
+      </w:pPr>
+      <w:r>
+        <w:rPr>
+          <w:rFonts w:ascii="Times New Roman" w:hAnsi="Times New Roman"/>
+          <w:b/>
+          <w:i w:val="0"/>
+          <w:color w:val="1E293B"/>
+          <w:sz w:val="26"/>
+        </w:rPr>
+        <w:t xml:space="preserve">• FR-03 [Task Detail Inspector]: </w:t>
+      </w:r>
+      <w:r>
+        <w:rPr>
+          <w:rFonts w:ascii="Times New Roman" w:hAnsi="Times New Roman"/>
+          <w:b w:val="0"/>
+          <w:i w:val="0"/>
+          <w:color w:val="1E293B"/>
+          <w:sz w:val="26"/>
+        </w:rPr>
+        <w:t>Phím Enter mở modal chi tiết, phím 'i' chuyển sang Edit Mode cho phép chỉnh sửa toàn bộ thuộc tính, phím Escape lưu thay đổi và thoát Edit Mode.</w:t>
+      </w:r>
+    </w:p>
+    <w:p>
+      <w:pPr>
+        <w:spacing w:line="300" w:lineRule="auto" w:before="40" w:after="80"/>
+        <w:ind w:left="360"/>
+      </w:pPr>
+      <w:r>
+        <w:rPr>
+          <w:rFonts w:ascii="Times New Roman" w:hAnsi="Times New Roman"/>
+          <w:b/>
+          <w:i w:val="0"/>
+          <w:color w:val="1E293B"/>
+          <w:sz w:val="26"/>
+        </w:rPr>
+        <w:t xml:space="preserve">• FR-04 [Capture-Phase Escape Trap]: </w:t>
+      </w:r>
+      <w:r>
+        <w:rPr>
+          <w:rFonts w:ascii="Times New Roman" w:hAnsi="Times New Roman"/>
+          <w:b w:val="0"/>
+          <w:i w:val="0"/>
+          <w:color w:val="1E293B"/>
+          <w:sz w:val="26"/>
+        </w:rPr>
+        <w:t>Bắt sự kiện Escape ở mức window capture phase để đảm bảo đóng modal hoặc hủy chế độ sửa ngay lập tức mà không bị nuốt bởi ô nhập văn bản.</w:t>
+      </w:r>
+    </w:p>
+    <w:p>
+      <w:pPr>
+        <w:spacing w:line="300" w:lineRule="auto" w:before="40" w:after="80"/>
+        <w:ind w:left="360"/>
+      </w:pPr>
+      <w:r>
+        <w:rPr>
+          <w:rFonts w:ascii="Times New Roman" w:hAnsi="Times New Roman"/>
+          <w:b/>
+          <w:i w:val="0"/>
+          <w:color w:val="1E293B"/>
+          <w:sz w:val="26"/>
+        </w:rPr>
+        <w:t xml:space="preserve">• FR-05 [Project-Scoped RBAC]: </w:t>
+      </w:r>
+      <w:r>
+        <w:rPr>
+          <w:rFonts w:ascii="Times New Roman" w:hAnsi="Times New Roman"/>
+          <w:b w:val="0"/>
+          <w:i w:val="0"/>
+          <w:color w:val="1E293B"/>
+          <w:sz w:val="26"/>
+        </w:rPr>
+        <w:t>Tách biệt quyền hạn theo từng dự án cụ thể thông qua bảng project_members. Cho phép tìm kiếm người dùng trong hệ thống để thêm vào dự án với vai trò OWNER, PM hoặc MEMBER.</w:t>
+      </w:r>
+    </w:p>
+    <w:p>
+      <w:pPr>
+        <w:spacing w:line="300" w:lineRule="auto" w:before="40" w:after="80"/>
+        <w:ind w:left="360"/>
+      </w:pPr>
+      <w:r>
+        <w:rPr>
+          <w:rFonts w:ascii="Times New Roman" w:hAnsi="Times New Roman"/>
+          <w:b/>
+          <w:i w:val="0"/>
+          <w:color w:val="1E293B"/>
+          <w:sz w:val="26"/>
+        </w:rPr>
+        <w:t xml:space="preserve">• FR-06 [Topological DAG &amp; CPM]: </w:t>
+      </w:r>
+      <w:r>
+        <w:rPr>
+          <w:rFonts w:ascii="Times New Roman" w:hAnsi="Times New Roman"/>
+          <w:b w:val="0"/>
+          <w:i w:val="0"/>
+          <w:color w:val="1E293B"/>
+          <w:sz w:val="26"/>
+        </w:rPr>
+        <w:t>Sử dụng giải thuật Kahn để phân tích chuỗi phụ thuộc, phát hiện vòng lặp chu trình (Cycle Detection) và tính toán đường găng (Critical Path) cảnh báo điểm nghẽn.</w:t>
+      </w:r>
+    </w:p>
+    <w:p>
+      <w:pPr>
+        <w:spacing w:line="300" w:lineRule="auto" w:before="40" w:after="80"/>
+        <w:ind w:left="360"/>
+      </w:pPr>
+      <w:r>
+        <w:rPr>
+          <w:rFonts w:ascii="Times New Roman" w:hAnsi="Times New Roman"/>
+          <w:b/>
+          <w:i w:val="0"/>
+          <w:color w:val="1E293B"/>
+          <w:sz w:val="26"/>
+        </w:rPr>
+        <w:t xml:space="preserve">• FR-07 [Autonomous AI PM Workflows]: </w:t>
+      </w:r>
+      <w:r>
+        <w:rPr>
+          <w:rFonts w:ascii="Times New Roman" w:hAnsi="Times New Roman"/>
+          <w:b w:val="0"/>
+          <w:i w:val="0"/>
+          <w:color w:val="1E293B"/>
+          <w:sz w:val="26"/>
+        </w:rPr>
+        <w:t>Tích hợp 3 chức năng AI chuyên sâu: Tóm tắt tiến độ tuần (3 phần Overview, Blockers, Priorities), Bóc tách biên bản họp ra Action Items, và Gợi ý phân bổ công việc theo kỹ năng và tải trọng WIP.</w:t>
+      </w:r>
+    </w:p>
+    <w:p>
+      <w:pPr>
+        <w:spacing w:line="300" w:lineRule="auto" w:before="40" w:after="80"/>
+        <w:ind w:left="360"/>
+      </w:pPr>
+      <w:r>
+        <w:rPr>
+          <w:rFonts w:ascii="Times New Roman" w:hAnsi="Times New Roman"/>
+          <w:b/>
+          <w:i w:val="0"/>
+          <w:color w:val="1E293B"/>
+          <w:sz w:val="26"/>
+        </w:rPr>
+        <w:t xml:space="preserve">• FR-08 [Retrospective Work Logging]: </w:t>
+      </w:r>
+      <w:r>
+        <w:rPr>
+          <w:rFonts w:ascii="Times New Roman" w:hAnsi="Times New Roman"/>
+          <w:b w:val="0"/>
+          <w:i w:val="0"/>
+          <w:color w:val="1E293B"/>
+          <w:sz w:val="26"/>
+        </w:rPr>
+        <w:t>Cho phép tạo công việc mới trực tiếp ở trạng thái DONE để hỗ trợ ghi nhận các tác vụ đột xuất hoặc hotfix mà không cần qua trạng thái trung gian.</w:t>
+      </w:r>
+    </w:p>
+    <w:p>
+      <w:pPr>
+        <w:keepNext/>
+        <w:spacing w:line="300" w:lineRule="auto" w:before="200" w:after="80"/>
+      </w:pPr>
+      <w:r>
+        <w:rPr>
+          <w:rFonts w:ascii="Times New Roman" w:hAnsi="Times New Roman"/>
+          <w:b/>
+          <w:i w:val="0"/>
+          <w:color w:val="0F172A"/>
+          <w:sz w:val="27"/>
+        </w:rPr>
         <w:t>1.5. Đặc tả yêu cầu phi chức năng (Non-Functional Requirements)</w:t>
-        <w:br/>
-        <w:t>• NFR-01 [Hiệu năng &amp; Độ trễ]: Mọi thao tác điều hướng bàn phím và render giao diện cục bộ phải phản hồi trong thời gian &lt; 16ms (tương đương 60fps).</w:t>
-        <w:br/>
-        <w:t>• NFR-02 [Độ tin cậy &amp; Concurrency]: Hệ thống CSDL SQLite phải được cấu hình PRAGMA journal_mode = WAL và busy_timeout = 30000ms nhằm đảm bảo không bị lỗi khóa ghi khi nhiều người dùng thao tác đồng thời.</w:t>
-        <w:br/>
-        <w:t>• NFR-03 [Bảo mật &amp; Xác thực]: Mật khẩu người dùng được băm an toàn bằng Bcrypt. Xác thực API sử dụng JWT HS256. Xác thực Google OAuth2 kiểm tra chữ ký mật mã nghiêm ngặt.</w:t>
-        <w:br/>
-        <w:t>• NFR-04 [Khả năng phục hồi AI]: Luồng gọi AI áp dụng cơ chế Cascade 3 tầng (Cloud LLM -&gt; Local Ollama -&gt; Heuristic Rule Engine), đảm bảo hệ thống luôn trả về dữ liệu JSON hợp lệ ngay cả khi mất kết nối Internet.</w:t>
-        <w:br/>
-        <w:t>• NFR-05 [Độ tương phản &amp; Công thái học]: Giao diện tuân thủ bảng màu Slate đơn sắc có độ tương phản cao, chuyển đổi Light/Dark mode với độ trễ 0ms.</w:t>
-        <w:br/>
-        <w:t>• NFR-06 [Tính toàn vẹn dữ liệu]: Bật cơ chế PRAGMA foreign_keys = ON trên toàn bộ kết nối cơ sở dữ liệu để đảm bảo các ràng buộc khóa ngoại và xóa xếp tầng (CASCADE) hoạt động chính xác.</w:t>
-        <w:br/>
-        <w:br/>
+      </w:r>
+    </w:p>
+    <w:p>
+      <w:pPr>
+        <w:spacing w:line="300" w:lineRule="auto" w:before="40" w:after="80"/>
+        <w:ind w:left="360"/>
+      </w:pPr>
+      <w:r>
+        <w:rPr>
+          <w:rFonts w:ascii="Times New Roman" w:hAnsi="Times New Roman"/>
+          <w:b/>
+          <w:i w:val="0"/>
+          <w:color w:val="1E293B"/>
+          <w:sz w:val="26"/>
+        </w:rPr>
+        <w:t xml:space="preserve">• NFR-01 [Hiệu năng &amp; Độ trễ]: </w:t>
+      </w:r>
+      <w:r>
+        <w:rPr>
+          <w:rFonts w:ascii="Times New Roman" w:hAnsi="Times New Roman"/>
+          <w:b w:val="0"/>
+          <w:i w:val="0"/>
+          <w:color w:val="1E293B"/>
+          <w:sz w:val="26"/>
+        </w:rPr>
+        <w:t>Mọi thao tác điều hướng bàn phím và render giao diện cục bộ phải phản hồi trong thời gian &lt; 16ms (tương đương 60fps).</w:t>
+      </w:r>
+    </w:p>
+    <w:p>
+      <w:pPr>
+        <w:spacing w:line="300" w:lineRule="auto" w:before="40" w:after="80"/>
+        <w:ind w:left="360"/>
+      </w:pPr>
+      <w:r>
+        <w:rPr>
+          <w:rFonts w:ascii="Times New Roman" w:hAnsi="Times New Roman"/>
+          <w:b/>
+          <w:i w:val="0"/>
+          <w:color w:val="1E293B"/>
+          <w:sz w:val="26"/>
+        </w:rPr>
+        <w:t xml:space="preserve">• NFR-02 [Độ tin cậy &amp; Concurrency]: </w:t>
+      </w:r>
+      <w:r>
+        <w:rPr>
+          <w:rFonts w:ascii="Times New Roman" w:hAnsi="Times New Roman"/>
+          <w:b w:val="0"/>
+          <w:i w:val="0"/>
+          <w:color w:val="1E293B"/>
+          <w:sz w:val="26"/>
+        </w:rPr>
+        <w:t>Hệ thống CSDL SQLite phải được cấu hình PRAGMA journal_mode = WAL và busy_timeout = 30000ms nhằm đảm bảo không bị lỗi khóa ghi khi nhiều người dùng thao tác đồng thời.</w:t>
+      </w:r>
+    </w:p>
+    <w:p>
+      <w:pPr>
+        <w:spacing w:line="300" w:lineRule="auto" w:before="40" w:after="80"/>
+        <w:ind w:left="360"/>
+      </w:pPr>
+      <w:r>
+        <w:rPr>
+          <w:rFonts w:ascii="Times New Roman" w:hAnsi="Times New Roman"/>
+          <w:b/>
+          <w:i w:val="0"/>
+          <w:color w:val="1E293B"/>
+          <w:sz w:val="26"/>
+        </w:rPr>
+        <w:t xml:space="preserve">• NFR-03 [Bảo mật &amp; Xác thực]: </w:t>
+      </w:r>
+      <w:r>
+        <w:rPr>
+          <w:rFonts w:ascii="Times New Roman" w:hAnsi="Times New Roman"/>
+          <w:b w:val="0"/>
+          <w:i w:val="0"/>
+          <w:color w:val="1E293B"/>
+          <w:sz w:val="26"/>
+        </w:rPr>
+        <w:t>Mật khẩu người dùng được băm an toàn bằng Bcrypt. Xác thực API sử dụng JWT HS256. Xác thực Google OAuth2 kiểm tra chữ ký mật mã nghiêm ngặt.</w:t>
+      </w:r>
+    </w:p>
+    <w:p>
+      <w:pPr>
+        <w:spacing w:line="300" w:lineRule="auto" w:before="40" w:after="80"/>
+        <w:ind w:left="360"/>
+      </w:pPr>
+      <w:r>
+        <w:rPr>
+          <w:rFonts w:ascii="Times New Roman" w:hAnsi="Times New Roman"/>
+          <w:b/>
+          <w:i w:val="0"/>
+          <w:color w:val="1E293B"/>
+          <w:sz w:val="26"/>
+        </w:rPr>
+        <w:t xml:space="preserve">• NFR-04 [Khả năng phục hồi AI]: </w:t>
+      </w:r>
+      <w:r>
+        <w:rPr>
+          <w:rFonts w:ascii="Times New Roman" w:hAnsi="Times New Roman"/>
+          <w:b w:val="0"/>
+          <w:i w:val="0"/>
+          <w:color w:val="1E293B"/>
+          <w:sz w:val="26"/>
+        </w:rPr>
+        <w:t>Luồng gọi AI áp dụng cơ chế Cascade 3 tầng (Cloud LLM -&gt; Local Ollama -&gt; Heuristic Rule Engine), đảm bảo hệ thống luôn trả về dữ liệu JSON hợp lệ ngay cả khi mất kết nối Internet.</w:t>
+      </w:r>
+    </w:p>
+    <w:p>
+      <w:pPr>
+        <w:spacing w:line="300" w:lineRule="auto" w:before="40" w:after="80"/>
+        <w:ind w:left="360"/>
+      </w:pPr>
+      <w:r>
+        <w:rPr>
+          <w:rFonts w:ascii="Times New Roman" w:hAnsi="Times New Roman"/>
+          <w:b/>
+          <w:i w:val="0"/>
+          <w:color w:val="1E293B"/>
+          <w:sz w:val="26"/>
+        </w:rPr>
+        <w:t xml:space="preserve">• NFR-05 [Độ tương phản &amp; Công thái học]: </w:t>
+      </w:r>
+      <w:r>
+        <w:rPr>
+          <w:rFonts w:ascii="Times New Roman" w:hAnsi="Times New Roman"/>
+          <w:b w:val="0"/>
+          <w:i w:val="0"/>
+          <w:color w:val="1E293B"/>
+          <w:sz w:val="26"/>
+        </w:rPr>
+        <w:t>Giao diện tuân thủ bảng màu Slate đơn sắc có độ tương phản cao, chuyển đổi Light/Dark mode với độ trễ 0ms.</w:t>
+      </w:r>
+    </w:p>
+    <w:p>
+      <w:pPr>
+        <w:spacing w:line="300" w:lineRule="auto" w:before="40" w:after="80"/>
+        <w:ind w:left="360"/>
+      </w:pPr>
+      <w:r>
+        <w:rPr>
+          <w:rFonts w:ascii="Times New Roman" w:hAnsi="Times New Roman"/>
+          <w:b/>
+          <w:i w:val="0"/>
+          <w:color w:val="1E293B"/>
+          <w:sz w:val="26"/>
+        </w:rPr>
+        <w:t xml:space="preserve">• NFR-06 [Tính toàn vẹn dữ liệu]: </w:t>
+      </w:r>
+      <w:r>
+        <w:rPr>
+          <w:rFonts w:ascii="Times New Roman" w:hAnsi="Times New Roman"/>
+          <w:b w:val="0"/>
+          <w:i w:val="0"/>
+          <w:color w:val="1E293B"/>
+          <w:sz w:val="26"/>
+        </w:rPr>
+        <w:t>Bật cơ chế PRAGMA foreign_keys = ON trên toàn bộ kết nối cơ sở dữ liệu để đảm bảo các ràng buộc khóa ngoại và xóa xếp tầng (CASCADE) hoạt động chính xác.</w:t>
+      </w:r>
+    </w:p>
+    <w:p>
+      <w:pPr>
+        <w:keepNext/>
+        <w:spacing w:line="300" w:lineRule="auto" w:before="200" w:after="80"/>
+      </w:pPr>
+      <w:r>
+        <w:rPr>
+          <w:rFonts w:ascii="Times New Roman" w:hAnsi="Times New Roman"/>
+          <w:b/>
+          <w:i w:val="0"/>
+          <w:color w:val="0F172A"/>
+          <w:sz w:val="27"/>
+        </w:rPr>
         <w:t>1.6. Xác định bài toán ứng dụng AI và phạm vi tích hợp</w:t>
-        <w:br/>
+      </w:r>
+    </w:p>
+    <w:p>
+      <w:pPr>
+        <w:spacing w:line="300" w:lineRule="auto" w:before="40" w:after="80"/>
+      </w:pPr>
+      <w:r>
+        <w:rPr>
+          <w:rFonts w:ascii="Times New Roman" w:hAnsi="Times New Roman"/>
+          <w:b w:val="0"/>
+          <w:i w:val="0"/>
+          <w:color w:val="1E293B"/>
+          <w:sz w:val="26"/>
+        </w:rPr>
         <w:t>Trong khuôn khổ đề tài, Koshi tập trung ứng dụng các mô hình ngôn ngữ lớn (LLMs) vào 3 bài toán xử lý ngôn ngữ tự nhiên then chốt:</w:t>
-        <w:br/>
-        <w:t>1. Bài toán Tóm tắt văn bản có cấu trúc (Structured Summarization): Tổng hợp dữ liệu trạng thái công việc trong sprint thành báo cáo súc tích 3 phần (Tổng quan, Điểm nghẽn tiến độ, Ưu tiên tiếp theo).</w:t>
-        <w:br/>
-        <w:t>2. Bài toán Trích xuất thông tin thực thể (Information Extraction): Phân tích văn bản thô từ biên bản cuộc họp để trích xuất danh sách công việc, người chịu trách nhiệm, độ ưu tiên và thời hạn bàn giao.</w:t>
-        <w:br/>
-        <w:t>3. Bài toán Tối ưu hóa phân bổ nguồn lực (Capacity Optimization): Đánh giá ma trận kỹ năng và số điểm độ phức tạp công việc đang thực hiện (WIP points) để đề xuất lập trình viên phù hợp nhất.</w:t>
-      </w:r>
-    </w:p>
-    <w:p>
-      <w:pPr>
-        <w:pStyle w:val="0TEXTc1"/>
-        <w:rPr>
-          <w:color w:val="FF0000"/>
-        </w:rPr>
-      </w:pPr>
-      <w:r/>
-    </w:p>
-    <w:p>
-      <w:pPr>
-        <w:pStyle w:val="0TEXTc1"/>
-      </w:pPr>
-      <w:r/>
-    </w:p>
-    <w:p>
-      <w:pPr>
-        <w:rPr>
-          <w:rFonts w:ascii="Times New Roman" w:hAnsi="Times New Roman" w:cs="Times New Roman"/>
+      </w:r>
+    </w:p>
+    <w:p>
+      <w:pPr>
+        <w:spacing w:line="300" w:lineRule="auto" w:before="40" w:after="80"/>
+        <w:ind w:left="360"/>
+      </w:pPr>
+      <w:r>
+        <w:rPr>
+          <w:rFonts w:ascii="Times New Roman" w:hAnsi="Times New Roman"/>
           <w:b/>
-          <w:bCs/>
-          <w:sz w:val="32"/>
-          <w:szCs w:val="32"/>
-        </w:rPr>
-      </w:pPr>
-      <w:r/>
+          <w:i w:val="0"/>
+          <w:color w:val="1E293B"/>
+          <w:sz w:val="26"/>
+        </w:rPr>
+        <w:t xml:space="preserve">1. Bài toán Tóm tắt văn bản có cấu trúc (Structured Summarization): </w:t>
+      </w:r>
+      <w:r>
+        <w:rPr>
+          <w:rFonts w:ascii="Times New Roman" w:hAnsi="Times New Roman"/>
+          <w:b w:val="0"/>
+          <w:i w:val="0"/>
+          <w:color w:val="1E293B"/>
+          <w:sz w:val="26"/>
+        </w:rPr>
+        <w:t>Tổng hợp dữ liệu trạng thái công việc trong sprint thành báo cáo súc tích 3 phần (Tổng quan, Điểm nghẽn tiến độ, Ưu tiên tiếp theo).</w:t>
+      </w:r>
+    </w:p>
+    <w:p>
+      <w:pPr>
+        <w:spacing w:line="300" w:lineRule="auto" w:before="40" w:after="80"/>
+        <w:ind w:left="360"/>
+      </w:pPr>
+      <w:r>
+        <w:rPr>
+          <w:rFonts w:ascii="Times New Roman" w:hAnsi="Times New Roman"/>
+          <w:b/>
+          <w:i w:val="0"/>
+          <w:color w:val="1E293B"/>
+          <w:sz w:val="26"/>
+        </w:rPr>
+        <w:t xml:space="preserve">2. Bài toán Trích xuất thông tin thực thể (Information Extraction): </w:t>
+      </w:r>
+      <w:r>
+        <w:rPr>
+          <w:rFonts w:ascii="Times New Roman" w:hAnsi="Times New Roman"/>
+          <w:b w:val="0"/>
+          <w:i w:val="0"/>
+          <w:color w:val="1E293B"/>
+          <w:sz w:val="26"/>
+        </w:rPr>
+        <w:t>Phân tích văn bản thô từ biên bản cuộc họp để trích xuất danh sách công việc, người chịu trách nhiệm, độ ưu tiên và thời hạn bàn giao.</w:t>
+      </w:r>
+    </w:p>
+    <w:p>
+      <w:pPr>
+        <w:spacing w:line="300" w:lineRule="auto" w:before="40" w:after="80"/>
+        <w:ind w:left="360"/>
+      </w:pPr>
+      <w:r>
+        <w:rPr>
+          <w:rFonts w:ascii="Times New Roman" w:hAnsi="Times New Roman"/>
+          <w:b/>
+          <w:i w:val="0"/>
+          <w:color w:val="1E293B"/>
+          <w:sz w:val="26"/>
+        </w:rPr>
+        <w:t xml:space="preserve">3. Bài toán Tối ưu hóa phân bổ nguồn lực (Capacity Optimization): </w:t>
+      </w:r>
+      <w:r>
+        <w:rPr>
+          <w:rFonts w:ascii="Times New Roman" w:hAnsi="Times New Roman"/>
+          <w:b w:val="0"/>
+          <w:i w:val="0"/>
+          <w:color w:val="1E293B"/>
+          <w:sz w:val="26"/>
+        </w:rPr>
+        <w:t>Đánh giá ma trận kỹ năng và số điểm độ phức tạp công việc đang thực hiện (WIP points) để đề xuất lập trình viên phù hợp nhất.</w:t>
+      </w:r>
     </w:p>
     <w:p>
       <w:pPr>
@@ -5801,29 +4373,8 @@
           <w:szCs w:val="28"/>
         </w:rPr>
       </w:pPr>
-      <w:bookmarkStart w:id="6" w:name="_Toc116549840"/>
-      <w:r>
-        <w:lastRenderedPageBreak/>
-        <w:t xml:space="preserve">CHƯƠNG </w:t>
-      </w:r>
-      <w:r>
-        <w:t>2.</w:t>
-      </w:r>
-      <w:r>
-        <w:rPr>
-          <w:spacing w:val="100"/>
-        </w:rPr>
-        <w:t xml:space="preserve"> </w:t>
-      </w:r>
-      <w:bookmarkEnd w:id="6"/>
-      <w:r>
-        <w:rPr>
-          <w:rFonts w:cs="Times New Roman"/>
-          <w:color w:val="FF0000"/>
-          <w:sz w:val="28"/>
-          <w:szCs w:val="28"/>
-        </w:rPr>
-        <w:t>THIẾT KẾ HỆ THỐNG</w:t>
+      <w:r>
+        <w:t>CHƯƠNG 2. THIẾT KẾ HỆ THỐNG (BÀI KIỂM TRA 2)</w:t>
       </w:r>
     </w:p>
     <w:p>
